--- a/Παραδοτέο 4/testcases/TestCase_UC1_Eggrafa(2).docx
+++ b/Παραδοτέο 4/testcases/TestCase_UC1_Eggrafa(2).docx
@@ -6,8 +6,21 @@
       <w:pPr>
         <w:spacing w:after="160"/>
       </w:pPr>
+      <w:proofErr w:type="spellStart"/>
       <w:r>
-        <w:t xml:space="preserve">Test Case </w:t>
+        <w:t>Test</w:t>
+      </w:r>
+      <w:proofErr w:type="spellEnd"/>
+      <w:r>
+        <w:t xml:space="preserve"> </w:t>
+      </w:r>
+      <w:proofErr w:type="spellStart"/>
+      <w:r>
+        <w:t>Case</w:t>
+      </w:r>
+      <w:proofErr w:type="spellEnd"/>
+      <w:r>
+        <w:t xml:space="preserve"> </w:t>
       </w:r>
       <w:r>
         <w:t>1</w:t>
@@ -63,6 +76,7 @@
             <w:vAlign w:val="center"/>
           </w:tcPr>
           <w:p>
+            <w:proofErr w:type="spellStart"/>
             <w:r>
               <w:rPr>
                 <w:b/>
@@ -71,29 +85,9 @@
                 <w:sz w:val="18"/>
                 <w:szCs w:val="18"/>
               </w:rPr>
-              <w:t>Test Case</w:t>
-            </w:r>
-          </w:p>
-        </w:tc>
-        <w:tc>
-          <w:tcPr>
-            <w:tcW w:w="1610" w:type="dxa"/>
-            <w:tcBorders>
-              <w:top w:val="single" w:sz="4" w:space="0" w:color="999999"/>
-              <w:left w:val="single" w:sz="4" w:space="0" w:color="999999"/>
-              <w:bottom w:val="single" w:sz="4" w:space="0" w:color="999999"/>
-              <w:right w:val="single" w:sz="4" w:space="0" w:color="999999"/>
-            </w:tcBorders>
-            <w:shd w:val="clear" w:color="auto" w:fill="2E6E4E"/>
-            <w:tcMar>
-              <w:top w:w="80" w:type="dxa"/>
-              <w:left w:w="110" w:type="dxa"/>
-              <w:bottom w:w="80" w:type="dxa"/>
-              <w:right w:w="110" w:type="dxa"/>
-            </w:tcMar>
-            <w:vAlign w:val="center"/>
-          </w:tcPr>
-          <w:p>
+              <w:t>Test</w:t>
+            </w:r>
+            <w:proofErr w:type="spellEnd"/>
             <w:r>
               <w:rPr>
                 <w:b/>
@@ -102,29 +96,9 @@
                 <w:sz w:val="18"/>
                 <w:szCs w:val="18"/>
               </w:rPr>
-              <w:t>Περιγραφή</w:t>
-            </w:r>
-          </w:p>
-        </w:tc>
-        <w:tc>
-          <w:tcPr>
-            <w:tcW w:w="1461" w:type="dxa"/>
-            <w:tcBorders>
-              <w:top w:val="single" w:sz="4" w:space="0" w:color="999999"/>
-              <w:left w:val="single" w:sz="4" w:space="0" w:color="999999"/>
-              <w:bottom w:val="single" w:sz="4" w:space="0" w:color="999999"/>
-              <w:right w:val="single" w:sz="4" w:space="0" w:color="999999"/>
-            </w:tcBorders>
-            <w:shd w:val="clear" w:color="auto" w:fill="2E6E4E"/>
-            <w:tcMar>
-              <w:top w:w="80" w:type="dxa"/>
-              <w:left w:w="110" w:type="dxa"/>
-              <w:bottom w:w="80" w:type="dxa"/>
-              <w:right w:w="110" w:type="dxa"/>
-            </w:tcMar>
-            <w:vAlign w:val="center"/>
-          </w:tcPr>
-          <w:p>
+              <w:t xml:space="preserve"> </w:t>
+            </w:r>
+            <w:proofErr w:type="spellStart"/>
             <w:r>
               <w:rPr>
                 <w:b/>
@@ -133,13 +107,14 @@
                 <w:sz w:val="18"/>
                 <w:szCs w:val="18"/>
               </w:rPr>
-              <w:t>Περίπτωση ελέγχου</w:t>
-            </w:r>
-          </w:p>
-        </w:tc>
-        <w:tc>
-          <w:tcPr>
-            <w:tcW w:w="895" w:type="dxa"/>
+              <w:t>Case</w:t>
+            </w:r>
+            <w:proofErr w:type="spellEnd"/>
+          </w:p>
+        </w:tc>
+        <w:tc>
+          <w:tcPr>
+            <w:tcW w:w="1610" w:type="dxa"/>
             <w:tcBorders>
               <w:top w:val="single" w:sz="4" w:space="0" w:color="999999"/>
               <w:left w:val="single" w:sz="4" w:space="0" w:color="999999"/>
@@ -164,13 +139,13 @@
                 <w:sz w:val="18"/>
                 <w:szCs w:val="18"/>
               </w:rPr>
-              <w:t>Ροή</w:t>
-            </w:r>
-          </w:p>
-        </w:tc>
-        <w:tc>
-          <w:tcPr>
-            <w:tcW w:w="1957" w:type="dxa"/>
+              <w:t>Περιγραφή</w:t>
+            </w:r>
+          </w:p>
+        </w:tc>
+        <w:tc>
+          <w:tcPr>
+            <w:tcW w:w="1461" w:type="dxa"/>
             <w:tcBorders>
               <w:top w:val="single" w:sz="4" w:space="0" w:color="999999"/>
               <w:left w:val="single" w:sz="4" w:space="0" w:color="999999"/>
@@ -195,13 +170,13 @@
                 <w:sz w:val="18"/>
                 <w:szCs w:val="18"/>
               </w:rPr>
-              <w:t>Προϋπόθεση</w:t>
-            </w:r>
-          </w:p>
-        </w:tc>
-        <w:tc>
-          <w:tcPr>
-            <w:tcW w:w="2253" w:type="dxa"/>
+              <w:t>Περίπτωση ελέγχου</w:t>
+            </w:r>
+          </w:p>
+        </w:tc>
+        <w:tc>
+          <w:tcPr>
+            <w:tcW w:w="895" w:type="dxa"/>
             <w:tcBorders>
               <w:top w:val="single" w:sz="4" w:space="0" w:color="999999"/>
               <w:left w:val="single" w:sz="4" w:space="0" w:color="999999"/>
@@ -226,13 +201,13 @@
                 <w:sz w:val="18"/>
                 <w:szCs w:val="18"/>
               </w:rPr>
-              <w:t>Βήματα Testing</w:t>
-            </w:r>
-          </w:p>
-        </w:tc>
-        <w:tc>
-          <w:tcPr>
-            <w:tcW w:w="1486" w:type="dxa"/>
+              <w:t>Ροή</w:t>
+            </w:r>
+          </w:p>
+        </w:tc>
+        <w:tc>
+          <w:tcPr>
+            <w:tcW w:w="1957" w:type="dxa"/>
             <w:tcBorders>
               <w:top w:val="single" w:sz="4" w:space="0" w:color="999999"/>
               <w:left w:val="single" w:sz="4" w:space="0" w:color="999999"/>
@@ -257,13 +232,13 @@
                 <w:sz w:val="18"/>
                 <w:szCs w:val="18"/>
               </w:rPr>
-              <w:t>Δεδομένα</w:t>
-            </w:r>
-          </w:p>
-        </w:tc>
-        <w:tc>
-          <w:tcPr>
-            <w:tcW w:w="2010" w:type="dxa"/>
+              <w:t>Προϋπόθεση</w:t>
+            </w:r>
+          </w:p>
+        </w:tc>
+        <w:tc>
+          <w:tcPr>
+            <w:tcW w:w="2253" w:type="dxa"/>
             <w:tcBorders>
               <w:top w:val="single" w:sz="4" w:space="0" w:color="999999"/>
               <w:left w:val="single" w:sz="4" w:space="0" w:color="999999"/>
@@ -288,6 +263,80 @@
                 <w:sz w:val="18"/>
                 <w:szCs w:val="18"/>
               </w:rPr>
+              <w:t xml:space="preserve">Βήματα </w:t>
+            </w:r>
+            <w:proofErr w:type="spellStart"/>
+            <w:r>
+              <w:rPr>
+                <w:b/>
+                <w:bCs/>
+                <w:color w:val="FFFFFF"/>
+                <w:sz w:val="18"/>
+                <w:szCs w:val="18"/>
+              </w:rPr>
+              <w:t>Testing</w:t>
+            </w:r>
+            <w:proofErr w:type="spellEnd"/>
+          </w:p>
+        </w:tc>
+        <w:tc>
+          <w:tcPr>
+            <w:tcW w:w="1486" w:type="dxa"/>
+            <w:tcBorders>
+              <w:top w:val="single" w:sz="4" w:space="0" w:color="999999"/>
+              <w:left w:val="single" w:sz="4" w:space="0" w:color="999999"/>
+              <w:bottom w:val="single" w:sz="4" w:space="0" w:color="999999"/>
+              <w:right w:val="single" w:sz="4" w:space="0" w:color="999999"/>
+            </w:tcBorders>
+            <w:shd w:val="clear" w:color="auto" w:fill="2E6E4E"/>
+            <w:tcMar>
+              <w:top w:w="80" w:type="dxa"/>
+              <w:left w:w="110" w:type="dxa"/>
+              <w:bottom w:w="80" w:type="dxa"/>
+              <w:right w:w="110" w:type="dxa"/>
+            </w:tcMar>
+            <w:vAlign w:val="center"/>
+          </w:tcPr>
+          <w:p>
+            <w:r>
+              <w:rPr>
+                <w:b/>
+                <w:bCs/>
+                <w:color w:val="FFFFFF"/>
+                <w:sz w:val="18"/>
+                <w:szCs w:val="18"/>
+              </w:rPr>
+              <w:t>Δεδομένα</w:t>
+            </w:r>
+          </w:p>
+        </w:tc>
+        <w:tc>
+          <w:tcPr>
+            <w:tcW w:w="2010" w:type="dxa"/>
+            <w:tcBorders>
+              <w:top w:val="single" w:sz="4" w:space="0" w:color="999999"/>
+              <w:left w:val="single" w:sz="4" w:space="0" w:color="999999"/>
+              <w:bottom w:val="single" w:sz="4" w:space="0" w:color="999999"/>
+              <w:right w:val="single" w:sz="4" w:space="0" w:color="999999"/>
+            </w:tcBorders>
+            <w:shd w:val="clear" w:color="auto" w:fill="2E6E4E"/>
+            <w:tcMar>
+              <w:top w:w="80" w:type="dxa"/>
+              <w:left w:w="110" w:type="dxa"/>
+              <w:bottom w:w="80" w:type="dxa"/>
+              <w:right w:w="110" w:type="dxa"/>
+            </w:tcMar>
+            <w:vAlign w:val="center"/>
+          </w:tcPr>
+          <w:p>
+            <w:r>
+              <w:rPr>
+                <w:b/>
+                <w:bCs/>
+                <w:color w:val="FFFFFF"/>
+                <w:sz w:val="18"/>
+                <w:szCs w:val="18"/>
+              </w:rPr>
               <w:t>Αναμενόμενο Αποτέλεσμα</w:t>
             </w:r>
           </w:p>
@@ -567,17 +616,159 @@
           </w:tcPr>
           <w:p>
             <w:pPr>
-              <w:spacing w:after="60"/>
+              <w:rPr>
+                <w:sz w:val="17"/>
+                <w:szCs w:val="17"/>
+              </w:rPr>
             </w:pPr>
             <w:r>
               <w:rPr>
-                <w:color w:val="000000"/>
-                <w:sz w:val="17"/>
-                <w:szCs w:val="17"/>
-              </w:rPr>
-              <w:t>Βλέπει ξεκάθαρο μήνυμα ότι το έγγραφο μεταφορτώθηκε με επιτυχία.</w:t>
-            </w:r>
-          </w:p>
+                <w:sz w:val="17"/>
+                <w:szCs w:val="17"/>
+              </w:rPr>
+              <w:t xml:space="preserve">Ενημερώνεται άμεσα για την επιτυχή μεταφόρτωση, βλέπει το έγγραφο να εμφανίζεται αμέσως στη λίστα «Ιατρικά Έγγραφα» με τη σημερινή ημερομηνία, και </w:t>
+            </w:r>
+            <w:r>
+              <w:rPr>
+                <w:sz w:val="17"/>
+                <w:szCs w:val="17"/>
+              </w:rPr>
+              <w:t>γνωρίζει ότι τα έγγραφα του είναι αποθηκευμένα και διαθέσιμα.</w:t>
+            </w:r>
+          </w:p>
+        </w:tc>
+      </w:tr>
+      <w:tr>
+        <w:tc>
+          <w:tcPr>
+            <w:tcW w:w="1288" w:type="dxa"/>
+            <w:tcBorders>
+              <w:top w:val="single" w:sz="4" w:space="0" w:color="999999"/>
+              <w:left w:val="single" w:sz="4" w:space="0" w:color="999999"/>
+              <w:bottom w:val="single" w:sz="4" w:space="0" w:color="999999"/>
+              <w:right w:val="single" w:sz="4" w:space="0" w:color="999999"/>
+            </w:tcBorders>
+            <w:shd w:val="clear" w:color="auto" w:fill="EAF2EC"/>
+            <w:tcMar>
+              <w:top w:w="70" w:type="dxa"/>
+              <w:left w:w="110" w:type="dxa"/>
+              <w:bottom w:w="70" w:type="dxa"/>
+              <w:right w:w="110" w:type="dxa"/>
+            </w:tcMar>
+          </w:tcPr>
+          <w:p>
+            <w:r>
+              <w:rPr>
+                <w:b/>
+                <w:bCs/>
+                <w:color w:val="000000"/>
+                <w:sz w:val="17"/>
+                <w:szCs w:val="17"/>
+              </w:rPr>
+              <w:t>TC_upload_2</w:t>
+            </w:r>
+          </w:p>
+        </w:tc>
+        <w:tc>
+          <w:tcPr>
+            <w:tcW w:w="1610" w:type="dxa"/>
+            <w:tcBorders>
+              <w:top w:val="single" w:sz="4" w:space="0" w:color="999999"/>
+              <w:left w:val="single" w:sz="4" w:space="0" w:color="999999"/>
+              <w:bottom w:val="single" w:sz="4" w:space="0" w:color="999999"/>
+              <w:right w:val="single" w:sz="4" w:space="0" w:color="999999"/>
+            </w:tcBorders>
+            <w:shd w:val="clear" w:color="auto" w:fill="EAF2EC"/>
+            <w:tcMar>
+              <w:top w:w="70" w:type="dxa"/>
+              <w:left w:w="110" w:type="dxa"/>
+              <w:bottom w:w="70" w:type="dxa"/>
+              <w:right w:w="110" w:type="dxa"/>
+            </w:tcMar>
+          </w:tcPr>
+          <w:p>
+            <w:r>
+              <w:rPr>
+                <w:color w:val="000000"/>
+                <w:sz w:val="17"/>
+                <w:szCs w:val="17"/>
+              </w:rPr>
+              <w:t>Ο αιμοδότης ανεβάζει φωτογραφία ιατρικού εγγράφου σε μορφή εικόνας (JPG/PNG).</w:t>
+            </w:r>
+          </w:p>
+        </w:tc>
+        <w:tc>
+          <w:tcPr>
+            <w:tcW w:w="1461" w:type="dxa"/>
+            <w:tcBorders>
+              <w:top w:val="single" w:sz="4" w:space="0" w:color="999999"/>
+              <w:left w:val="single" w:sz="4" w:space="0" w:color="999999"/>
+              <w:bottom w:val="single" w:sz="4" w:space="0" w:color="999999"/>
+              <w:right w:val="single" w:sz="4" w:space="0" w:color="999999"/>
+            </w:tcBorders>
+            <w:shd w:val="clear" w:color="auto" w:fill="EAF2EC"/>
+            <w:tcMar>
+              <w:top w:w="70" w:type="dxa"/>
+              <w:left w:w="110" w:type="dxa"/>
+              <w:bottom w:w="70" w:type="dxa"/>
+              <w:right w:w="110" w:type="dxa"/>
+            </w:tcMar>
+          </w:tcPr>
+          <w:p>
+            <w:r>
+              <w:rPr>
+                <w:color w:val="000000"/>
+                <w:sz w:val="17"/>
+                <w:szCs w:val="17"/>
+              </w:rPr>
+              <w:t>Βασική ροή με αποδεκτό αρχείο (εικόνα)</w:t>
+            </w:r>
+          </w:p>
+        </w:tc>
+        <w:tc>
+          <w:tcPr>
+            <w:tcW w:w="895" w:type="dxa"/>
+            <w:tcBorders>
+              <w:top w:val="single" w:sz="4" w:space="0" w:color="999999"/>
+              <w:left w:val="single" w:sz="4" w:space="0" w:color="999999"/>
+              <w:bottom w:val="single" w:sz="4" w:space="0" w:color="999999"/>
+              <w:right w:val="single" w:sz="4" w:space="0" w:color="999999"/>
+            </w:tcBorders>
+            <w:shd w:val="clear" w:color="auto" w:fill="EAF2EC"/>
+            <w:tcMar>
+              <w:top w:w="70" w:type="dxa"/>
+              <w:left w:w="110" w:type="dxa"/>
+              <w:bottom w:w="70" w:type="dxa"/>
+              <w:right w:w="110" w:type="dxa"/>
+            </w:tcMar>
+          </w:tcPr>
+          <w:p>
+            <w:r>
+              <w:rPr>
+                <w:sz w:val="17"/>
+                <w:szCs w:val="17"/>
+              </w:rPr>
+              <w:t>Θετική</w:t>
+            </w:r>
+          </w:p>
+        </w:tc>
+        <w:tc>
+          <w:tcPr>
+            <w:tcW w:w="1957" w:type="dxa"/>
+            <w:tcBorders>
+              <w:top w:val="single" w:sz="4" w:space="0" w:color="999999"/>
+              <w:left w:val="single" w:sz="4" w:space="0" w:color="999999"/>
+              <w:bottom w:val="single" w:sz="4" w:space="0" w:color="999999"/>
+              <w:right w:val="single" w:sz="4" w:space="0" w:color="999999"/>
+            </w:tcBorders>
+            <w:shd w:val="clear" w:color="auto" w:fill="EAF2EC"/>
+            <w:tcMar>
+              <w:top w:w="70" w:type="dxa"/>
+              <w:left w:w="110" w:type="dxa"/>
+              <w:bottom w:w="70" w:type="dxa"/>
+              <w:right w:w="110" w:type="dxa"/>
+            </w:tcMar>
+          </w:tcPr>
           <w:p>
             <w:pPr>
               <w:spacing w:after="60"/>
@@ -588,138 +779,23 @@
                 <w:sz w:val="17"/>
                 <w:szCs w:val="17"/>
               </w:rPr>
-              <w:t>Το έγγραφο εμφανίζεται αμέσως στη λίστα «Ιατρικά Έγγραφα», με τη σημερινή ημερομηνία.</w:t>
-            </w:r>
-          </w:p>
-          <w:p>
-            <w:r>
-              <w:rPr>
-                <w:color w:val="000000"/>
-                <w:sz w:val="17"/>
-                <w:szCs w:val="17"/>
-              </w:rPr>
-              <w:t>Νιώθει σιγουριά ότι τα έγγραφά του είναι αποθηκευμένα και διαθέσιμα όταν τα χρειαστεί.</w:t>
-            </w:r>
-          </w:p>
-        </w:tc>
-      </w:tr>
-      <w:tr>
-        <w:tc>
-          <w:tcPr>
-            <w:tcW w:w="1288" w:type="dxa"/>
-            <w:tcBorders>
-              <w:top w:val="single" w:sz="4" w:space="0" w:color="999999"/>
-              <w:left w:val="single" w:sz="4" w:space="0" w:color="999999"/>
-              <w:bottom w:val="single" w:sz="4" w:space="0" w:color="999999"/>
-              <w:right w:val="single" w:sz="4" w:space="0" w:color="999999"/>
-            </w:tcBorders>
-            <w:shd w:val="clear" w:color="auto" w:fill="EAF2EC"/>
-            <w:tcMar>
-              <w:top w:w="70" w:type="dxa"/>
-              <w:left w:w="110" w:type="dxa"/>
-              <w:bottom w:w="70" w:type="dxa"/>
-              <w:right w:w="110" w:type="dxa"/>
-            </w:tcMar>
-          </w:tcPr>
-          <w:p>
-            <w:r>
-              <w:rPr>
-                <w:b/>
-                <w:bCs/>
-                <w:color w:val="000000"/>
-                <w:sz w:val="17"/>
-                <w:szCs w:val="17"/>
-              </w:rPr>
-              <w:t>TC_upload_2</w:t>
-            </w:r>
-          </w:p>
-        </w:tc>
-        <w:tc>
-          <w:tcPr>
-            <w:tcW w:w="1610" w:type="dxa"/>
-            <w:tcBorders>
-              <w:top w:val="single" w:sz="4" w:space="0" w:color="999999"/>
-              <w:left w:val="single" w:sz="4" w:space="0" w:color="999999"/>
-              <w:bottom w:val="single" w:sz="4" w:space="0" w:color="999999"/>
-              <w:right w:val="single" w:sz="4" w:space="0" w:color="999999"/>
-            </w:tcBorders>
-            <w:shd w:val="clear" w:color="auto" w:fill="EAF2EC"/>
-            <w:tcMar>
-              <w:top w:w="70" w:type="dxa"/>
-              <w:left w:w="110" w:type="dxa"/>
-              <w:bottom w:w="70" w:type="dxa"/>
-              <w:right w:w="110" w:type="dxa"/>
-            </w:tcMar>
-          </w:tcPr>
-          <w:p>
-            <w:r>
-              <w:rPr>
-                <w:color w:val="000000"/>
-                <w:sz w:val="17"/>
-                <w:szCs w:val="17"/>
-              </w:rPr>
-              <w:t>Ο αιμοδότης ανεβάζει φωτογραφία ιατρικού εγγράφου σε μορφή εικόνας (JPG/PNG).</w:t>
-            </w:r>
-          </w:p>
-        </w:tc>
-        <w:tc>
-          <w:tcPr>
-            <w:tcW w:w="1461" w:type="dxa"/>
-            <w:tcBorders>
-              <w:top w:val="single" w:sz="4" w:space="0" w:color="999999"/>
-              <w:left w:val="single" w:sz="4" w:space="0" w:color="999999"/>
-              <w:bottom w:val="single" w:sz="4" w:space="0" w:color="999999"/>
-              <w:right w:val="single" w:sz="4" w:space="0" w:color="999999"/>
-            </w:tcBorders>
-            <w:shd w:val="clear" w:color="auto" w:fill="EAF2EC"/>
-            <w:tcMar>
-              <w:top w:w="70" w:type="dxa"/>
-              <w:left w:w="110" w:type="dxa"/>
-              <w:bottom w:w="70" w:type="dxa"/>
-              <w:right w:w="110" w:type="dxa"/>
-            </w:tcMar>
-          </w:tcPr>
-          <w:p>
-            <w:r>
-              <w:rPr>
-                <w:color w:val="000000"/>
-                <w:sz w:val="17"/>
-                <w:szCs w:val="17"/>
-              </w:rPr>
-              <w:t>Βασική ροή με αποδεκτό αρχείο (εικόνα)</w:t>
-            </w:r>
-          </w:p>
-        </w:tc>
-        <w:tc>
-          <w:tcPr>
-            <w:tcW w:w="895" w:type="dxa"/>
-            <w:tcBorders>
-              <w:top w:val="single" w:sz="4" w:space="0" w:color="999999"/>
-              <w:left w:val="single" w:sz="4" w:space="0" w:color="999999"/>
-              <w:bottom w:val="single" w:sz="4" w:space="0" w:color="999999"/>
-              <w:right w:val="single" w:sz="4" w:space="0" w:color="999999"/>
-            </w:tcBorders>
-            <w:shd w:val="clear" w:color="auto" w:fill="EAF2EC"/>
-            <w:tcMar>
-              <w:top w:w="70" w:type="dxa"/>
-              <w:left w:w="110" w:type="dxa"/>
-              <w:bottom w:w="70" w:type="dxa"/>
-              <w:right w:w="110" w:type="dxa"/>
-            </w:tcMar>
-          </w:tcPr>
-          <w:p>
-            <w:r>
-              <w:rPr>
-                <w:sz w:val="17"/>
-                <w:szCs w:val="17"/>
-              </w:rPr>
-              <w:t>Θετική</w:t>
-            </w:r>
-          </w:p>
-        </w:tc>
-        <w:tc>
-          <w:tcPr>
-            <w:tcW w:w="1957" w:type="dxa"/>
+              <w:t>Ο χρήστης είναι συνδεδεμένος.</w:t>
+            </w:r>
+          </w:p>
+          <w:p>
+            <w:r>
+              <w:rPr>
+                <w:color w:val="000000"/>
+                <w:sz w:val="17"/>
+                <w:szCs w:val="17"/>
+              </w:rPr>
+              <w:t>Έχει στη συσκευή φωτογραφία ιατρικού εγγράφου σε JPG ή PNG.</w:t>
+            </w:r>
+          </w:p>
+        </w:tc>
+        <w:tc>
+          <w:tcPr>
+            <w:tcW w:w="2253" w:type="dxa"/>
             <w:tcBorders>
               <w:top w:val="single" w:sz="4" w:space="0" w:color="999999"/>
               <w:left w:val="single" w:sz="4" w:space="0" w:color="999999"/>
@@ -744,37 +820,33 @@
                 <w:sz w:val="17"/>
                 <w:szCs w:val="17"/>
               </w:rPr>
-              <w:t>Ο χρήστης είναι συνδεδεμένος.</w:t>
-            </w:r>
-          </w:p>
-          <w:p>
-            <w:r>
-              <w:rPr>
-                <w:color w:val="000000"/>
-                <w:sz w:val="17"/>
-                <w:szCs w:val="17"/>
-              </w:rPr>
-              <w:t>Έχει στη συσκευή φωτογραφία ιατρικού εγγράφου σε JPG ή PNG.</w:t>
-            </w:r>
-          </w:p>
-        </w:tc>
-        <w:tc>
-          <w:tcPr>
-            <w:tcW w:w="2253" w:type="dxa"/>
-            <w:tcBorders>
-              <w:top w:val="single" w:sz="4" w:space="0" w:color="999999"/>
-              <w:left w:val="single" w:sz="4" w:space="0" w:color="999999"/>
-              <w:bottom w:val="single" w:sz="4" w:space="0" w:color="999999"/>
-              <w:right w:val="single" w:sz="4" w:space="0" w:color="999999"/>
-            </w:tcBorders>
-            <w:shd w:val="clear" w:color="auto" w:fill="EAF2EC"/>
-            <w:tcMar>
-              <w:top w:w="70" w:type="dxa"/>
-              <w:left w:w="110" w:type="dxa"/>
-              <w:bottom w:w="70" w:type="dxa"/>
-              <w:right w:w="110" w:type="dxa"/>
-            </w:tcMar>
-          </w:tcPr>
+              <w:t>1. «Έγγραφα»</w:t>
+            </w:r>
+            <w:r>
+              <w:rPr>
+                <w:color w:val="000000"/>
+                <w:sz w:val="17"/>
+                <w:szCs w:val="17"/>
+              </w:rPr>
+              <w:t xml:space="preserve"> </w:t>
+            </w:r>
+            <w:r>
+              <w:rPr>
+                <w:color w:val="000000"/>
+                <w:sz w:val="17"/>
+                <w:szCs w:val="17"/>
+              </w:rPr>
+              <w:br/>
+            </w:r>
+            <w:r>
+              <w:rPr>
+                <w:color w:val="000000"/>
+                <w:sz w:val="17"/>
+                <w:szCs w:val="17"/>
+              </w:rPr>
+              <w:t xml:space="preserve"> «Επιλογή Αρχείου».</w:t>
+            </w:r>
+          </w:p>
           <w:p>
             <w:pPr>
               <w:spacing w:after="60"/>
@@ -785,33 +857,227 @@
                 <w:sz w:val="17"/>
                 <w:szCs w:val="17"/>
               </w:rPr>
-              <w:t>1. «Έγγραφα»</w:t>
-            </w:r>
-            <w:r>
-              <w:rPr>
-                <w:color w:val="000000"/>
-                <w:sz w:val="17"/>
-                <w:szCs w:val="17"/>
-              </w:rPr>
-              <w:t xml:space="preserve"> </w:t>
-            </w:r>
-            <w:r>
-              <w:rPr>
-                <w:color w:val="000000"/>
-                <w:sz w:val="17"/>
-                <w:szCs w:val="17"/>
-              </w:rPr>
-              <w:br/>
-            </w:r>
-            <w:r>
-              <w:rPr>
-                <w:color w:val="000000"/>
-                <w:sz w:val="17"/>
-                <w:szCs w:val="17"/>
-              </w:rPr>
-              <w:t xml:space="preserve"> «Επιλογή Αρχείου».</w:t>
-            </w:r>
-          </w:p>
+              <w:t>2. Διαλέγει την εικόνα από τη συλλογή της συσκευής του.</w:t>
+            </w:r>
+          </w:p>
+          <w:p>
+            <w:r>
+              <w:rPr>
+                <w:color w:val="000000"/>
+                <w:sz w:val="17"/>
+                <w:szCs w:val="17"/>
+              </w:rPr>
+              <w:t>3. Πατά «Μεταφόρτωση Εγγράφου».</w:t>
+            </w:r>
+          </w:p>
+        </w:tc>
+        <w:tc>
+          <w:tcPr>
+            <w:tcW w:w="1486" w:type="dxa"/>
+            <w:tcBorders>
+              <w:top w:val="single" w:sz="4" w:space="0" w:color="999999"/>
+              <w:left w:val="single" w:sz="4" w:space="0" w:color="999999"/>
+              <w:bottom w:val="single" w:sz="4" w:space="0" w:color="999999"/>
+              <w:right w:val="single" w:sz="4" w:space="0" w:color="999999"/>
+            </w:tcBorders>
+            <w:shd w:val="clear" w:color="auto" w:fill="EAF2EC"/>
+            <w:tcMar>
+              <w:top w:w="70" w:type="dxa"/>
+              <w:left w:w="110" w:type="dxa"/>
+              <w:bottom w:w="70" w:type="dxa"/>
+              <w:right w:w="110" w:type="dxa"/>
+            </w:tcMar>
+          </w:tcPr>
+          <w:p>
+            <w:r>
+              <w:rPr>
+                <w:color w:val="000000"/>
+                <w:sz w:val="17"/>
+                <w:szCs w:val="17"/>
+              </w:rPr>
+              <w:t>Όνομα αρχείου εικόνας, τύπος (JPG ή PNG), μέγεθος.</w:t>
+            </w:r>
+          </w:p>
+        </w:tc>
+        <w:tc>
+          <w:tcPr>
+            <w:tcW w:w="2010" w:type="dxa"/>
+            <w:tcBorders>
+              <w:top w:val="single" w:sz="4" w:space="0" w:color="999999"/>
+              <w:left w:val="single" w:sz="4" w:space="0" w:color="999999"/>
+              <w:bottom w:val="single" w:sz="4" w:space="0" w:color="999999"/>
+              <w:right w:val="single" w:sz="4" w:space="0" w:color="999999"/>
+            </w:tcBorders>
+            <w:shd w:val="clear" w:color="auto" w:fill="EAF2EC"/>
+            <w:tcMar>
+              <w:top w:w="70" w:type="dxa"/>
+              <w:left w:w="110" w:type="dxa"/>
+              <w:bottom w:w="70" w:type="dxa"/>
+              <w:right w:w="110" w:type="dxa"/>
+            </w:tcMar>
+          </w:tcPr>
+          <w:p>
+            <w:pPr>
+              <w:rPr>
+                <w:sz w:val="17"/>
+                <w:szCs w:val="17"/>
+              </w:rPr>
+            </w:pPr>
+            <w:r>
+              <w:rPr>
+                <w:sz w:val="17"/>
+                <w:szCs w:val="17"/>
+              </w:rPr>
+              <w:t xml:space="preserve">Η μεταφόρτωση εικόνας ολοκληρώνεται, όπως και </w:t>
+            </w:r>
+            <w:r>
+              <w:rPr>
+                <w:sz w:val="17"/>
+                <w:szCs w:val="17"/>
+              </w:rPr>
+              <w:t>σε ένα</w:t>
+            </w:r>
+            <w:r>
+              <w:rPr>
+                <w:sz w:val="17"/>
+                <w:szCs w:val="17"/>
+              </w:rPr>
+              <w:t xml:space="preserve"> PDF· εμφανίζεται επιβεβαίωση επιτυχίας και η φωτογραφία προστίθεται αυτόματα στη λίστα εγγράφων.</w:t>
+            </w:r>
+          </w:p>
+        </w:tc>
+      </w:tr>
+      <w:tr>
+        <w:tc>
+          <w:tcPr>
+            <w:tcW w:w="1288" w:type="dxa"/>
+            <w:tcBorders>
+              <w:top w:val="single" w:sz="4" w:space="0" w:color="999999"/>
+              <w:left w:val="single" w:sz="4" w:space="0" w:color="999999"/>
+              <w:bottom w:val="single" w:sz="4" w:space="0" w:color="999999"/>
+              <w:right w:val="single" w:sz="4" w:space="0" w:color="999999"/>
+            </w:tcBorders>
+            <w:tcMar>
+              <w:top w:w="70" w:type="dxa"/>
+              <w:left w:w="110" w:type="dxa"/>
+              <w:bottom w:w="70" w:type="dxa"/>
+              <w:right w:w="110" w:type="dxa"/>
+            </w:tcMar>
+          </w:tcPr>
+          <w:p>
+            <w:r>
+              <w:rPr>
+                <w:b/>
+                <w:bCs/>
+                <w:color w:val="000000"/>
+                <w:sz w:val="17"/>
+                <w:szCs w:val="17"/>
+              </w:rPr>
+              <w:t>TC_upload_3</w:t>
+            </w:r>
+          </w:p>
+        </w:tc>
+        <w:tc>
+          <w:tcPr>
+            <w:tcW w:w="1610" w:type="dxa"/>
+            <w:tcBorders>
+              <w:top w:val="single" w:sz="4" w:space="0" w:color="999999"/>
+              <w:left w:val="single" w:sz="4" w:space="0" w:color="999999"/>
+              <w:bottom w:val="single" w:sz="4" w:space="0" w:color="999999"/>
+              <w:right w:val="single" w:sz="4" w:space="0" w:color="999999"/>
+            </w:tcBorders>
+            <w:tcMar>
+              <w:top w:w="70" w:type="dxa"/>
+              <w:left w:w="110" w:type="dxa"/>
+              <w:bottom w:w="70" w:type="dxa"/>
+              <w:right w:w="110" w:type="dxa"/>
+            </w:tcMar>
+          </w:tcPr>
+          <w:p>
+            <w:r>
+              <w:rPr>
+                <w:color w:val="000000"/>
+                <w:sz w:val="17"/>
+                <w:szCs w:val="17"/>
+              </w:rPr>
+              <w:t>Ο χρήστης επιχειρεί να ανεβάσει αρχείο που δεν είναι ιατρικό έγγραφο και η εφαρμογή τον σταματά.</w:t>
+            </w:r>
+          </w:p>
+        </w:tc>
+        <w:tc>
+          <w:tcPr>
+            <w:tcW w:w="1461" w:type="dxa"/>
+            <w:tcBorders>
+              <w:top w:val="single" w:sz="4" w:space="0" w:color="999999"/>
+              <w:left w:val="single" w:sz="4" w:space="0" w:color="999999"/>
+              <w:bottom w:val="single" w:sz="4" w:space="0" w:color="999999"/>
+              <w:right w:val="single" w:sz="4" w:space="0" w:color="999999"/>
+            </w:tcBorders>
+            <w:tcMar>
+              <w:top w:w="70" w:type="dxa"/>
+              <w:left w:w="110" w:type="dxa"/>
+              <w:bottom w:w="70" w:type="dxa"/>
+              <w:right w:w="110" w:type="dxa"/>
+            </w:tcMar>
+          </w:tcPr>
+          <w:p>
+            <w:pPr>
+              <w:rPr>
+                <w:sz w:val="17"/>
+                <w:szCs w:val="17"/>
+              </w:rPr>
+            </w:pPr>
+            <w:r>
+              <w:rPr>
+                <w:sz w:val="17"/>
+                <w:szCs w:val="17"/>
+              </w:rPr>
+              <w:t>Τύπος αρχείου εκτός των αποδεκτών</w:t>
+            </w:r>
+          </w:p>
+        </w:tc>
+        <w:tc>
+          <w:tcPr>
+            <w:tcW w:w="895" w:type="dxa"/>
+            <w:tcBorders>
+              <w:top w:val="single" w:sz="4" w:space="0" w:color="999999"/>
+              <w:left w:val="single" w:sz="4" w:space="0" w:color="999999"/>
+              <w:bottom w:val="single" w:sz="4" w:space="0" w:color="999999"/>
+              <w:right w:val="single" w:sz="4" w:space="0" w:color="999999"/>
+            </w:tcBorders>
+            <w:tcMar>
+              <w:top w:w="70" w:type="dxa"/>
+              <w:left w:w="110" w:type="dxa"/>
+              <w:bottom w:w="70" w:type="dxa"/>
+              <w:right w:w="110" w:type="dxa"/>
+            </w:tcMar>
+          </w:tcPr>
+          <w:p>
+            <w:r>
+              <w:rPr>
+                <w:sz w:val="17"/>
+                <w:szCs w:val="17"/>
+              </w:rPr>
+              <w:t>Αρνητική</w:t>
+            </w:r>
+          </w:p>
+        </w:tc>
+        <w:tc>
+          <w:tcPr>
+            <w:tcW w:w="1957" w:type="dxa"/>
+            <w:tcBorders>
+              <w:top w:val="single" w:sz="4" w:space="0" w:color="999999"/>
+              <w:left w:val="single" w:sz="4" w:space="0" w:color="999999"/>
+              <w:bottom w:val="single" w:sz="4" w:space="0" w:color="999999"/>
+              <w:right w:val="single" w:sz="4" w:space="0" w:color="999999"/>
+            </w:tcBorders>
+            <w:tcMar>
+              <w:top w:w="70" w:type="dxa"/>
+              <w:left w:w="110" w:type="dxa"/>
+              <w:bottom w:w="70" w:type="dxa"/>
+              <w:right w:w="110" w:type="dxa"/>
+            </w:tcMar>
+          </w:tcPr>
           <w:p>
             <w:pPr>
               <w:spacing w:after="60"/>
@@ -822,58 +1088,29 @@
                 <w:sz w:val="17"/>
                 <w:szCs w:val="17"/>
               </w:rPr>
-              <w:t>2. Διαλέγει την εικόνα από τη συλλογή της συσκευής του.</w:t>
-            </w:r>
-          </w:p>
-          <w:p>
-            <w:r>
-              <w:rPr>
-                <w:color w:val="000000"/>
-                <w:sz w:val="17"/>
-                <w:szCs w:val="17"/>
-              </w:rPr>
-              <w:t>3. Πατά «Μεταφόρτωση Εγγράφου».</w:t>
-            </w:r>
-          </w:p>
-        </w:tc>
-        <w:tc>
-          <w:tcPr>
-            <w:tcW w:w="1486" w:type="dxa"/>
-            <w:tcBorders>
-              <w:top w:val="single" w:sz="4" w:space="0" w:color="999999"/>
-              <w:left w:val="single" w:sz="4" w:space="0" w:color="999999"/>
-              <w:bottom w:val="single" w:sz="4" w:space="0" w:color="999999"/>
-              <w:right w:val="single" w:sz="4" w:space="0" w:color="999999"/>
-            </w:tcBorders>
-            <w:shd w:val="clear" w:color="auto" w:fill="EAF2EC"/>
-            <w:tcMar>
-              <w:top w:w="70" w:type="dxa"/>
-              <w:left w:w="110" w:type="dxa"/>
-              <w:bottom w:w="70" w:type="dxa"/>
-              <w:right w:w="110" w:type="dxa"/>
-            </w:tcMar>
-          </w:tcPr>
-          <w:p>
-            <w:r>
-              <w:rPr>
-                <w:color w:val="000000"/>
-                <w:sz w:val="17"/>
-                <w:szCs w:val="17"/>
-              </w:rPr>
-              <w:t>Όνομα αρχείου εικόνας, τύπος (JPG ή PNG), μέγεθος.</w:t>
-            </w:r>
-          </w:p>
-        </w:tc>
-        <w:tc>
-          <w:tcPr>
-            <w:tcW w:w="2010" w:type="dxa"/>
-            <w:tcBorders>
-              <w:top w:val="single" w:sz="4" w:space="0" w:color="999999"/>
-              <w:left w:val="single" w:sz="4" w:space="0" w:color="999999"/>
-              <w:bottom w:val="single" w:sz="4" w:space="0" w:color="999999"/>
-              <w:right w:val="single" w:sz="4" w:space="0" w:color="999999"/>
-            </w:tcBorders>
-            <w:shd w:val="clear" w:color="auto" w:fill="EAF2EC"/>
+              <w:t>Ο χρήστης είναι συνδεδεμένος και βρίσκεται στην οθόνη ανάρτησης εγγράφων.</w:t>
+            </w:r>
+          </w:p>
+          <w:p>
+            <w:r>
+              <w:rPr>
+                <w:color w:val="000000"/>
+                <w:sz w:val="17"/>
+                <w:szCs w:val="17"/>
+              </w:rPr>
+              <w:t xml:space="preserve">Επιλέγει ένα αρχείο που δεν είναι ούτε PDF ούτε εικόνα </w:t>
+            </w:r>
+          </w:p>
+        </w:tc>
+        <w:tc>
+          <w:tcPr>
+            <w:tcW w:w="2253" w:type="dxa"/>
+            <w:tcBorders>
+              <w:top w:val="single" w:sz="4" w:space="0" w:color="999999"/>
+              <w:left w:val="single" w:sz="4" w:space="0" w:color="999999"/>
+              <w:bottom w:val="single" w:sz="4" w:space="0" w:color="999999"/>
+              <w:right w:val="single" w:sz="4" w:space="0" w:color="999999"/>
+            </w:tcBorders>
             <w:tcMar>
               <w:top w:w="70" w:type="dxa"/>
               <w:left w:w="110" w:type="dxa"/>
@@ -891,9 +1128,52 @@
                 <w:sz w:val="17"/>
                 <w:szCs w:val="17"/>
               </w:rPr>
-              <w:t>Η εικόνα ανεβαίνει χωρίς πρόβλημα, όπως ακριβώς και ένα PDF.</w:t>
-            </w:r>
-          </w:p>
+              <w:t xml:space="preserve">1. «Έγγραφα» </w:t>
+            </w:r>
+            <w:r>
+              <w:rPr>
+                <w:color w:val="000000"/>
+                <w:sz w:val="17"/>
+                <w:szCs w:val="17"/>
+              </w:rPr>
+              <w:br/>
+            </w:r>
+            <w:r>
+              <w:rPr>
+                <w:color w:val="000000"/>
+                <w:sz w:val="17"/>
+                <w:szCs w:val="17"/>
+              </w:rPr>
+              <w:t>«Επιλογή Αρχείου».</w:t>
+            </w:r>
+          </w:p>
+          <w:p>
+            <w:r>
+              <w:rPr>
+                <w:color w:val="000000"/>
+                <w:sz w:val="17"/>
+                <w:szCs w:val="17"/>
+              </w:rPr>
+              <w:t>2. Επιλέγει αρχείο μη υποστηριζόμενου τύπου από τη συσκευή του.</w:t>
+            </w:r>
+          </w:p>
+        </w:tc>
+        <w:tc>
+          <w:tcPr>
+            <w:tcW w:w="1486" w:type="dxa"/>
+            <w:tcBorders>
+              <w:top w:val="single" w:sz="4" w:space="0" w:color="999999"/>
+              <w:left w:val="single" w:sz="4" w:space="0" w:color="999999"/>
+              <w:bottom w:val="single" w:sz="4" w:space="0" w:color="999999"/>
+              <w:right w:val="single" w:sz="4" w:space="0" w:color="999999"/>
+            </w:tcBorders>
+            <w:tcMar>
+              <w:top w:w="70" w:type="dxa"/>
+              <w:left w:w="110" w:type="dxa"/>
+              <w:bottom w:w="70" w:type="dxa"/>
+              <w:right w:w="110" w:type="dxa"/>
+            </w:tcMar>
+          </w:tcPr>
           <w:p>
             <w:pPr>
               <w:spacing w:after="60"/>
@@ -904,81 +1184,23 @@
                 <w:sz w:val="17"/>
                 <w:szCs w:val="17"/>
               </w:rPr>
-              <w:t>Εμφανίζεται μήνυμα επιτυχίας και η φωτογραφία προστίθεται στη λίστα εγγράφων.</w:t>
-            </w:r>
-          </w:p>
-          <w:p>
-            <w:r>
-              <w:rPr>
-                <w:color w:val="000000"/>
-                <w:sz w:val="17"/>
-                <w:szCs w:val="17"/>
-              </w:rPr>
-              <w:t>Μπορεί να αποθηκεύσει τα έγγραφά του, είτε σε ψηφιακή είτε σε φωτογραφική μορφή.</w:t>
-            </w:r>
-          </w:p>
-        </w:tc>
-      </w:tr>
-      <w:tr>
-        <w:tc>
-          <w:tcPr>
-            <w:tcW w:w="1288" w:type="dxa"/>
-            <w:tcBorders>
-              <w:top w:val="single" w:sz="4" w:space="0" w:color="999999"/>
-              <w:left w:val="single" w:sz="4" w:space="0" w:color="999999"/>
-              <w:bottom w:val="single" w:sz="4" w:space="0" w:color="999999"/>
-              <w:right w:val="single" w:sz="4" w:space="0" w:color="999999"/>
-            </w:tcBorders>
-            <w:tcMar>
-              <w:top w:w="70" w:type="dxa"/>
-              <w:left w:w="110" w:type="dxa"/>
-              <w:bottom w:w="70" w:type="dxa"/>
-              <w:right w:w="110" w:type="dxa"/>
-            </w:tcMar>
-          </w:tcPr>
-          <w:p>
-            <w:r>
-              <w:rPr>
-                <w:b/>
-                <w:bCs/>
-                <w:color w:val="000000"/>
-                <w:sz w:val="17"/>
-                <w:szCs w:val="17"/>
-              </w:rPr>
-              <w:t>TC_upload_3</w:t>
-            </w:r>
-          </w:p>
-        </w:tc>
-        <w:tc>
-          <w:tcPr>
-            <w:tcW w:w="1610" w:type="dxa"/>
-            <w:tcBorders>
-              <w:top w:val="single" w:sz="4" w:space="0" w:color="999999"/>
-              <w:left w:val="single" w:sz="4" w:space="0" w:color="999999"/>
-              <w:bottom w:val="single" w:sz="4" w:space="0" w:color="999999"/>
-              <w:right w:val="single" w:sz="4" w:space="0" w:color="999999"/>
-            </w:tcBorders>
-            <w:tcMar>
-              <w:top w:w="70" w:type="dxa"/>
-              <w:left w:w="110" w:type="dxa"/>
-              <w:bottom w:w="70" w:type="dxa"/>
-              <w:right w:w="110" w:type="dxa"/>
-            </w:tcMar>
-          </w:tcPr>
-          <w:p>
-            <w:r>
-              <w:rPr>
-                <w:color w:val="000000"/>
-                <w:sz w:val="17"/>
-                <w:szCs w:val="17"/>
-              </w:rPr>
-              <w:t>Ο χρήστης επιχειρεί να ανεβάσει αρχείο που δεν είναι ιατρικό έγγραφο και η εφαρμογή τον σταματά.</w:t>
-            </w:r>
-          </w:p>
-        </w:tc>
-        <w:tc>
-          <w:tcPr>
-            <w:tcW w:w="1461" w:type="dxa"/>
+              <w:t>Τύπος αρχείου που δεν περιλαμβάνεται στους αποδεκτούς.</w:t>
+            </w:r>
+          </w:p>
+          <w:p>
+            <w:r>
+              <w:rPr>
+                <w:color w:val="000000"/>
+                <w:sz w:val="17"/>
+                <w:szCs w:val="17"/>
+              </w:rPr>
+              <w:t>Λίστα αποδεκτών μορφών της εφαρμογής (PDF, JPG, PNG).</w:t>
+            </w:r>
+          </w:p>
+        </w:tc>
+        <w:tc>
+          <w:tcPr>
+            <w:tcW w:w="2010" w:type="dxa"/>
             <w:tcBorders>
               <w:top w:val="single" w:sz="4" w:space="0" w:color="999999"/>
               <w:left w:val="single" w:sz="4" w:space="0" w:color="999999"/>
@@ -994,6 +1216,7 @@
           </w:tcPr>
           <w:p>
             <w:pPr>
+              <w:spacing w:after="60"/>
               <w:rPr>
                 <w:sz w:val="17"/>
                 <w:szCs w:val="17"/>
@@ -1004,85 +1227,212 @@
                 <w:sz w:val="17"/>
                 <w:szCs w:val="17"/>
               </w:rPr>
-              <w:t>Τύπος αρχείου εκτός των αποδεκτών</w:t>
-            </w:r>
-          </w:p>
-        </w:tc>
-        <w:tc>
-          <w:tcPr>
-            <w:tcW w:w="895" w:type="dxa"/>
-            <w:tcBorders>
-              <w:top w:val="single" w:sz="4" w:space="0" w:color="999999"/>
-              <w:left w:val="single" w:sz="4" w:space="0" w:color="999999"/>
-              <w:bottom w:val="single" w:sz="4" w:space="0" w:color="999999"/>
-              <w:right w:val="single" w:sz="4" w:space="0" w:color="999999"/>
-            </w:tcBorders>
-            <w:tcMar>
-              <w:top w:w="70" w:type="dxa"/>
-              <w:left w:w="110" w:type="dxa"/>
-              <w:bottom w:w="70" w:type="dxa"/>
-              <w:right w:w="110" w:type="dxa"/>
-            </w:tcMar>
-          </w:tcPr>
-          <w:p>
-            <w:r>
-              <w:rPr>
-                <w:sz w:val="17"/>
-                <w:szCs w:val="17"/>
-              </w:rPr>
-              <w:t>Αρνητική</w:t>
-            </w:r>
-          </w:p>
-        </w:tc>
-        <w:tc>
-          <w:tcPr>
-            <w:tcW w:w="1957" w:type="dxa"/>
-            <w:tcBorders>
-              <w:top w:val="single" w:sz="4" w:space="0" w:color="999999"/>
-              <w:left w:val="single" w:sz="4" w:space="0" w:color="999999"/>
-              <w:bottom w:val="single" w:sz="4" w:space="0" w:color="999999"/>
-              <w:right w:val="single" w:sz="4" w:space="0" w:color="999999"/>
-            </w:tcBorders>
-            <w:tcMar>
-              <w:top w:w="70" w:type="dxa"/>
-              <w:left w:w="110" w:type="dxa"/>
-              <w:bottom w:w="70" w:type="dxa"/>
-              <w:right w:w="110" w:type="dxa"/>
-            </w:tcMar>
-          </w:tcPr>
+              <w:t>Ενημερώνεται ότι ο τύπος αρχείου δεν είναι αποδεκτός</w:t>
+            </w:r>
+            <w:r>
+              <w:rPr>
+                <w:sz w:val="17"/>
+                <w:szCs w:val="17"/>
+              </w:rPr>
+              <w:t xml:space="preserve"> πχ (</w:t>
+            </w:r>
+            <w:r>
+              <w:rPr>
+                <w:sz w:val="17"/>
+                <w:szCs w:val="17"/>
+                <w:lang w:val="en-US"/>
+              </w:rPr>
+              <w:t>PDF</w:t>
+            </w:r>
+            <w:r>
+              <w:rPr>
+                <w:sz w:val="17"/>
+                <w:szCs w:val="17"/>
+              </w:rPr>
+              <w:t>,</w:t>
+            </w:r>
+            <w:r>
+              <w:rPr>
+                <w:sz w:val="17"/>
+                <w:szCs w:val="17"/>
+                <w:lang w:val="en-US"/>
+              </w:rPr>
+              <w:t>JPG</w:t>
+            </w:r>
+            <w:r>
+              <w:rPr>
+                <w:sz w:val="17"/>
+                <w:szCs w:val="17"/>
+              </w:rPr>
+              <w:t>,</w:t>
+            </w:r>
+            <w:r>
+              <w:rPr>
+                <w:sz w:val="17"/>
+                <w:szCs w:val="17"/>
+                <w:lang w:val="en-US"/>
+              </w:rPr>
+              <w:t>PNG</w:t>
+            </w:r>
+            <w:r>
+              <w:rPr>
+                <w:sz w:val="17"/>
+                <w:szCs w:val="17"/>
+              </w:rPr>
+              <w:t>)</w:t>
+            </w:r>
+            <w:r>
+              <w:rPr>
+                <w:sz w:val="17"/>
+                <w:szCs w:val="17"/>
+              </w:rPr>
+              <w:t xml:space="preserve"> και ο χρήστης μπορεί να επιλέξει το σωστό αρχείο και να συνεχίσει</w:t>
+            </w:r>
+          </w:p>
           <w:p>
             <w:pPr>
               <w:spacing w:after="60"/>
             </w:pPr>
-            <w:r>
-              <w:rPr>
-                <w:color w:val="000000"/>
-                <w:sz w:val="17"/>
-                <w:szCs w:val="17"/>
-              </w:rPr>
-              <w:t>Ο χρήστης είναι συνδεδεμένος και βρίσκεται στην οθόνη ανάρτησης εγγράφων.</w:t>
-            </w:r>
-          </w:p>
-          <w:p>
-            <w:r>
-              <w:rPr>
-                <w:color w:val="000000"/>
-                <w:sz w:val="17"/>
-                <w:szCs w:val="17"/>
-              </w:rPr>
-              <w:t xml:space="preserve">Επιλέγει ένα αρχείο που δεν είναι ούτε PDF ούτε εικόνα </w:t>
-            </w:r>
-          </w:p>
-        </w:tc>
-        <w:tc>
-          <w:tcPr>
-            <w:tcW w:w="2253" w:type="dxa"/>
-            <w:tcBorders>
-              <w:top w:val="single" w:sz="4" w:space="0" w:color="999999"/>
-              <w:left w:val="single" w:sz="4" w:space="0" w:color="999999"/>
-              <w:bottom w:val="single" w:sz="4" w:space="0" w:color="999999"/>
-              <w:right w:val="single" w:sz="4" w:space="0" w:color="999999"/>
-            </w:tcBorders>
+          </w:p>
+        </w:tc>
+      </w:tr>
+      <w:tr>
+        <w:tc>
+          <w:tcPr>
+            <w:tcW w:w="1288" w:type="dxa"/>
+            <w:tcBorders>
+              <w:top w:val="single" w:sz="4" w:space="0" w:color="999999"/>
+              <w:left w:val="single" w:sz="4" w:space="0" w:color="999999"/>
+              <w:bottom w:val="single" w:sz="4" w:space="0" w:color="999999"/>
+              <w:right w:val="single" w:sz="4" w:space="0" w:color="999999"/>
+            </w:tcBorders>
+            <w:shd w:val="clear" w:color="auto" w:fill="EAF2EC"/>
+            <w:tcMar>
+              <w:top w:w="70" w:type="dxa"/>
+              <w:left w:w="110" w:type="dxa"/>
+              <w:bottom w:w="70" w:type="dxa"/>
+              <w:right w:w="110" w:type="dxa"/>
+            </w:tcMar>
+          </w:tcPr>
+          <w:p>
+            <w:r>
+              <w:rPr>
+                <w:b/>
+                <w:bCs/>
+                <w:color w:val="000000"/>
+                <w:sz w:val="17"/>
+                <w:szCs w:val="17"/>
+              </w:rPr>
+              <w:t>TC_upload_4</w:t>
+            </w:r>
+          </w:p>
+        </w:tc>
+        <w:tc>
+          <w:tcPr>
+            <w:tcW w:w="1610" w:type="dxa"/>
+            <w:tcBorders>
+              <w:top w:val="single" w:sz="4" w:space="0" w:color="999999"/>
+              <w:left w:val="single" w:sz="4" w:space="0" w:color="999999"/>
+              <w:bottom w:val="single" w:sz="4" w:space="0" w:color="999999"/>
+              <w:right w:val="single" w:sz="4" w:space="0" w:color="999999"/>
+            </w:tcBorders>
+            <w:shd w:val="clear" w:color="auto" w:fill="EAF2EC"/>
+            <w:tcMar>
+              <w:top w:w="70" w:type="dxa"/>
+              <w:left w:w="110" w:type="dxa"/>
+              <w:bottom w:w="70" w:type="dxa"/>
+              <w:right w:w="110" w:type="dxa"/>
+            </w:tcMar>
+          </w:tcPr>
+          <w:p>
+            <w:r>
+              <w:rPr>
+                <w:color w:val="000000"/>
+                <w:sz w:val="17"/>
+                <w:szCs w:val="17"/>
+              </w:rPr>
+              <w:t>Ο χρήστης διαλέγει αρχείο που ξεπερνά το επιτρεπτό όριο μεγέθους και ενημερώνεται κατάλληλα.</w:t>
+            </w:r>
+          </w:p>
+        </w:tc>
+        <w:tc>
+          <w:tcPr>
+            <w:tcW w:w="1461" w:type="dxa"/>
+            <w:tcBorders>
+              <w:top w:val="single" w:sz="4" w:space="0" w:color="999999"/>
+              <w:left w:val="single" w:sz="4" w:space="0" w:color="999999"/>
+              <w:bottom w:val="single" w:sz="4" w:space="0" w:color="999999"/>
+              <w:right w:val="single" w:sz="4" w:space="0" w:color="999999"/>
+            </w:tcBorders>
+            <w:shd w:val="clear" w:color="auto" w:fill="EAF2EC"/>
+            <w:tcMar>
+              <w:top w:w="70" w:type="dxa"/>
+              <w:left w:w="110" w:type="dxa"/>
+              <w:bottom w:w="70" w:type="dxa"/>
+              <w:right w:w="110" w:type="dxa"/>
+            </w:tcMar>
+          </w:tcPr>
+          <w:p>
+            <w:pPr>
+              <w:rPr>
+                <w:lang w:val="en-US"/>
+              </w:rPr>
+            </w:pPr>
+            <w:r>
+              <w:rPr>
+                <w:color w:val="000000"/>
+                <w:sz w:val="17"/>
+                <w:szCs w:val="17"/>
+              </w:rPr>
+              <w:t>Υ</w:t>
+            </w:r>
+            <w:r>
+              <w:rPr>
+                <w:color w:val="000000"/>
+                <w:sz w:val="17"/>
+                <w:szCs w:val="17"/>
+              </w:rPr>
+              <w:t>πέρβαση μεγέθους</w:t>
+            </w:r>
+          </w:p>
+        </w:tc>
+        <w:tc>
+          <w:tcPr>
+            <w:tcW w:w="895" w:type="dxa"/>
+            <w:tcBorders>
+              <w:top w:val="single" w:sz="4" w:space="0" w:color="999999"/>
+              <w:left w:val="single" w:sz="4" w:space="0" w:color="999999"/>
+              <w:bottom w:val="single" w:sz="4" w:space="0" w:color="999999"/>
+              <w:right w:val="single" w:sz="4" w:space="0" w:color="999999"/>
+            </w:tcBorders>
+            <w:shd w:val="clear" w:color="auto" w:fill="EAF2EC"/>
+            <w:tcMar>
+              <w:top w:w="70" w:type="dxa"/>
+              <w:left w:w="110" w:type="dxa"/>
+              <w:bottom w:w="70" w:type="dxa"/>
+              <w:right w:w="110" w:type="dxa"/>
+            </w:tcMar>
+          </w:tcPr>
+          <w:p>
+            <w:r>
+              <w:rPr>
+                <w:sz w:val="17"/>
+                <w:szCs w:val="17"/>
+              </w:rPr>
+              <w:t>Αρνητική</w:t>
+            </w:r>
+          </w:p>
+        </w:tc>
+        <w:tc>
+          <w:tcPr>
+            <w:tcW w:w="1957" w:type="dxa"/>
+            <w:tcBorders>
+              <w:top w:val="single" w:sz="4" w:space="0" w:color="999999"/>
+              <w:left w:val="single" w:sz="4" w:space="0" w:color="999999"/>
+              <w:bottom w:val="single" w:sz="4" w:space="0" w:color="999999"/>
+              <w:right w:val="single" w:sz="4" w:space="0" w:color="999999"/>
+            </w:tcBorders>
+            <w:shd w:val="clear" w:color="auto" w:fill="EAF2EC"/>
             <w:tcMar>
               <w:top w:w="70" w:type="dxa"/>
               <w:left w:w="110" w:type="dxa"/>
@@ -1100,45 +1450,38 @@
                 <w:sz w:val="17"/>
                 <w:szCs w:val="17"/>
               </w:rPr>
-              <w:t xml:space="preserve">1. «Έγγραφα» </w:t>
-            </w:r>
-            <w:r>
-              <w:rPr>
-                <w:color w:val="000000"/>
-                <w:sz w:val="17"/>
-                <w:szCs w:val="17"/>
-              </w:rPr>
-              <w:br/>
-            </w:r>
-            <w:r>
-              <w:rPr>
-                <w:color w:val="000000"/>
-                <w:sz w:val="17"/>
-                <w:szCs w:val="17"/>
-              </w:rPr>
-              <w:t>«Επιλογή Αρχείου».</w:t>
-            </w:r>
-          </w:p>
-          <w:p>
-            <w:r>
-              <w:rPr>
-                <w:color w:val="000000"/>
-                <w:sz w:val="17"/>
-                <w:szCs w:val="17"/>
-              </w:rPr>
-              <w:t>2. Επιλέγει αρχείο μη υποστηριζόμενου τύπου από τη συσκευή του.</w:t>
-            </w:r>
-          </w:p>
-        </w:tc>
-        <w:tc>
-          <w:tcPr>
-            <w:tcW w:w="1486" w:type="dxa"/>
-            <w:tcBorders>
-              <w:top w:val="single" w:sz="4" w:space="0" w:color="999999"/>
-              <w:left w:val="single" w:sz="4" w:space="0" w:color="999999"/>
-              <w:bottom w:val="single" w:sz="4" w:space="0" w:color="999999"/>
-              <w:right w:val="single" w:sz="4" w:space="0" w:color="999999"/>
-            </w:tcBorders>
+              <w:t>Ο χρήστης είναι συνδεδεμένος και βρίσκεται στην οθόνη ανάρτησης εγγράφων.</w:t>
+            </w:r>
+          </w:p>
+          <w:p>
+            <w:r>
+              <w:rPr>
+                <w:color w:val="000000"/>
+                <w:sz w:val="17"/>
+                <w:szCs w:val="17"/>
+              </w:rPr>
+              <w:t>Διαθέτει αρχείο αποδεκτού τύπου (π.χ. PDF ή PNG) αλλά πολύ μεγάλου μεγέθους</w:t>
+            </w:r>
+            <w:r>
+              <w:rPr>
+                <w:color w:val="000000"/>
+                <w:sz w:val="17"/>
+                <w:szCs w:val="17"/>
+              </w:rPr>
+              <w:t>.</w:t>
+            </w:r>
+          </w:p>
+        </w:tc>
+        <w:tc>
+          <w:tcPr>
+            <w:tcW w:w="2253" w:type="dxa"/>
+            <w:tcBorders>
+              <w:top w:val="single" w:sz="4" w:space="0" w:color="999999"/>
+              <w:left w:val="single" w:sz="4" w:space="0" w:color="999999"/>
+              <w:bottom w:val="single" w:sz="4" w:space="0" w:color="999999"/>
+              <w:right w:val="single" w:sz="4" w:space="0" w:color="999999"/>
+            </w:tcBorders>
+            <w:shd w:val="clear" w:color="auto" w:fill="EAF2EC"/>
             <w:tcMar>
               <w:top w:w="70" w:type="dxa"/>
               <w:left w:w="110" w:type="dxa"/>
@@ -1156,29 +1499,46 @@
                 <w:sz w:val="17"/>
                 <w:szCs w:val="17"/>
               </w:rPr>
-              <w:t>Τύπος αρχείου που δεν περιλαμβάνεται στους αποδεκτούς.</w:t>
-            </w:r>
-          </w:p>
-          <w:p>
-            <w:r>
-              <w:rPr>
-                <w:color w:val="000000"/>
-                <w:sz w:val="17"/>
-                <w:szCs w:val="17"/>
-              </w:rPr>
-              <w:t>Λίστα αποδεκτών μορφών της εφαρμογής (PDF, JPG, PNG).</w:t>
-            </w:r>
-          </w:p>
-        </w:tc>
-        <w:tc>
-          <w:tcPr>
-            <w:tcW w:w="2010" w:type="dxa"/>
-            <w:tcBorders>
-              <w:top w:val="single" w:sz="4" w:space="0" w:color="999999"/>
-              <w:left w:val="single" w:sz="4" w:space="0" w:color="999999"/>
-              <w:bottom w:val="single" w:sz="4" w:space="0" w:color="999999"/>
-              <w:right w:val="single" w:sz="4" w:space="0" w:color="999999"/>
-            </w:tcBorders>
+              <w:t xml:space="preserve">1.  «Έγγραφα» </w:t>
+            </w:r>
+            <w:r>
+              <w:rPr>
+                <w:color w:val="000000"/>
+                <w:sz w:val="17"/>
+                <w:szCs w:val="17"/>
+              </w:rPr>
+              <w:br/>
+            </w:r>
+            <w:r>
+              <w:rPr>
+                <w:color w:val="000000"/>
+                <w:sz w:val="17"/>
+                <w:szCs w:val="17"/>
+              </w:rPr>
+              <w:t>«Επιλογή Αρχείου».</w:t>
+            </w:r>
+          </w:p>
+          <w:p>
+            <w:r>
+              <w:rPr>
+                <w:color w:val="000000"/>
+                <w:sz w:val="17"/>
+                <w:szCs w:val="17"/>
+              </w:rPr>
+              <w:t>2. Διαλέγει το μεγάλο αρχείο από τη συσκευή του.</w:t>
+            </w:r>
+          </w:p>
+        </w:tc>
+        <w:tc>
+          <w:tcPr>
+            <w:tcW w:w="1486" w:type="dxa"/>
+            <w:tcBorders>
+              <w:top w:val="single" w:sz="4" w:space="0" w:color="999999"/>
+              <w:left w:val="single" w:sz="4" w:space="0" w:color="999999"/>
+              <w:bottom w:val="single" w:sz="4" w:space="0" w:color="999999"/>
+              <w:right w:val="single" w:sz="4" w:space="0" w:color="999999"/>
+            </w:tcBorders>
+            <w:shd w:val="clear" w:color="auto" w:fill="EAF2EC"/>
             <w:tcMar>
               <w:top w:w="70" w:type="dxa"/>
               <w:left w:w="110" w:type="dxa"/>
@@ -1196,9 +1556,203 @@
                 <w:sz w:val="17"/>
                 <w:szCs w:val="17"/>
               </w:rPr>
-              <w:t>Βλέπει μήνυμα ότι ο συγκεκριμένος τύπος αρχείου δεν είναι αποδεκτός.</w:t>
-            </w:r>
-          </w:p>
+              <w:t>Μέγεθος αρχείου σε MB.</w:t>
+            </w:r>
+          </w:p>
+          <w:p>
+            <w:r>
+              <w:rPr>
+                <w:color w:val="000000"/>
+                <w:sz w:val="17"/>
+                <w:szCs w:val="17"/>
+              </w:rPr>
+              <w:t>Επιτρεπτό ανώτατο όριο της εφαρμογής (5 MB).</w:t>
+            </w:r>
+          </w:p>
+        </w:tc>
+        <w:tc>
+          <w:tcPr>
+            <w:tcW w:w="2010" w:type="dxa"/>
+            <w:tcBorders>
+              <w:top w:val="single" w:sz="4" w:space="0" w:color="999999"/>
+              <w:left w:val="single" w:sz="4" w:space="0" w:color="999999"/>
+              <w:bottom w:val="single" w:sz="4" w:space="0" w:color="999999"/>
+              <w:right w:val="single" w:sz="4" w:space="0" w:color="999999"/>
+            </w:tcBorders>
+            <w:shd w:val="clear" w:color="auto" w:fill="EAF2EC"/>
+            <w:tcMar>
+              <w:top w:w="70" w:type="dxa"/>
+              <w:left w:w="110" w:type="dxa"/>
+              <w:bottom w:w="70" w:type="dxa"/>
+              <w:right w:w="110" w:type="dxa"/>
+            </w:tcMar>
+          </w:tcPr>
+          <w:p>
+            <w:r>
+              <w:rPr>
+                <w:color w:val="000000"/>
+                <w:sz w:val="17"/>
+                <w:szCs w:val="17"/>
+              </w:rPr>
+              <w:t>Ενημερώνεται ότι το αρχείο υπερβαίνει τα 5ΜΒ χωρίς να αποθηκευτεί τίποτα και με μήνυμα «συμπίεση, μείωση ανάλυσης ή επιλογή διαφορετικής έκδοσης»</w:t>
+            </w:r>
+          </w:p>
+        </w:tc>
+      </w:tr>
+      <w:tr>
+        <w:tc>
+          <w:tcPr>
+            <w:tcW w:w="1288" w:type="dxa"/>
+            <w:tcBorders>
+              <w:top w:val="single" w:sz="4" w:space="0" w:color="999999"/>
+              <w:left w:val="single" w:sz="4" w:space="0" w:color="999999"/>
+              <w:bottom w:val="single" w:sz="4" w:space="0" w:color="999999"/>
+              <w:right w:val="single" w:sz="4" w:space="0" w:color="999999"/>
+            </w:tcBorders>
+            <w:tcMar>
+              <w:top w:w="70" w:type="dxa"/>
+              <w:left w:w="110" w:type="dxa"/>
+              <w:bottom w:w="70" w:type="dxa"/>
+              <w:right w:w="110" w:type="dxa"/>
+            </w:tcMar>
+          </w:tcPr>
+          <w:p>
+            <w:r>
+              <w:rPr>
+                <w:b/>
+                <w:bCs/>
+                <w:color w:val="000000"/>
+                <w:sz w:val="17"/>
+                <w:szCs w:val="17"/>
+              </w:rPr>
+              <w:lastRenderedPageBreak/>
+              <w:t>TC_upload_5</w:t>
+            </w:r>
+          </w:p>
+        </w:tc>
+        <w:tc>
+          <w:tcPr>
+            <w:tcW w:w="1610" w:type="dxa"/>
+            <w:tcBorders>
+              <w:top w:val="single" w:sz="4" w:space="0" w:color="999999"/>
+              <w:left w:val="single" w:sz="4" w:space="0" w:color="999999"/>
+              <w:bottom w:val="single" w:sz="4" w:space="0" w:color="999999"/>
+              <w:right w:val="single" w:sz="4" w:space="0" w:color="999999"/>
+            </w:tcBorders>
+            <w:tcMar>
+              <w:top w:w="70" w:type="dxa"/>
+              <w:left w:w="110" w:type="dxa"/>
+              <w:bottom w:w="70" w:type="dxa"/>
+              <w:right w:w="110" w:type="dxa"/>
+            </w:tcMar>
+          </w:tcPr>
+          <w:p>
+            <w:r>
+              <w:rPr>
+                <w:color w:val="000000"/>
+                <w:sz w:val="17"/>
+                <w:szCs w:val="17"/>
+              </w:rPr>
+              <w:t>Τα έγγραφα που ανέβασε ο χρήστης παραμένουν στο προφίλ του και είναι διαθέσιμα όποτε επιστρέφει.</w:t>
+            </w:r>
+          </w:p>
+        </w:tc>
+        <w:tc>
+          <w:tcPr>
+            <w:tcW w:w="1461" w:type="dxa"/>
+            <w:tcBorders>
+              <w:top w:val="single" w:sz="4" w:space="0" w:color="999999"/>
+              <w:left w:val="single" w:sz="4" w:space="0" w:color="999999"/>
+              <w:bottom w:val="single" w:sz="4" w:space="0" w:color="999999"/>
+              <w:right w:val="single" w:sz="4" w:space="0" w:color="999999"/>
+            </w:tcBorders>
+            <w:tcMar>
+              <w:top w:w="70" w:type="dxa"/>
+              <w:left w:w="110" w:type="dxa"/>
+              <w:bottom w:w="70" w:type="dxa"/>
+              <w:right w:w="110" w:type="dxa"/>
+            </w:tcMar>
+          </w:tcPr>
+          <w:p>
+            <w:r>
+              <w:rPr>
+                <w:color w:val="000000"/>
+                <w:sz w:val="17"/>
+                <w:szCs w:val="17"/>
+              </w:rPr>
+              <w:t>Επιμονή ιατρικού φακέλου</w:t>
+            </w:r>
+          </w:p>
+        </w:tc>
+        <w:tc>
+          <w:tcPr>
+            <w:tcW w:w="895" w:type="dxa"/>
+            <w:tcBorders>
+              <w:top w:val="single" w:sz="4" w:space="0" w:color="999999"/>
+              <w:left w:val="single" w:sz="4" w:space="0" w:color="999999"/>
+              <w:bottom w:val="single" w:sz="4" w:space="0" w:color="999999"/>
+              <w:right w:val="single" w:sz="4" w:space="0" w:color="999999"/>
+            </w:tcBorders>
+            <w:tcMar>
+              <w:top w:w="70" w:type="dxa"/>
+              <w:left w:w="110" w:type="dxa"/>
+              <w:bottom w:w="70" w:type="dxa"/>
+              <w:right w:w="110" w:type="dxa"/>
+            </w:tcMar>
+          </w:tcPr>
+          <w:p>
+            <w:r>
+              <w:rPr>
+                <w:sz w:val="17"/>
+                <w:szCs w:val="17"/>
+              </w:rPr>
+              <w:t>Θετική</w:t>
+            </w:r>
+          </w:p>
+        </w:tc>
+        <w:tc>
+          <w:tcPr>
+            <w:tcW w:w="1957" w:type="dxa"/>
+            <w:tcBorders>
+              <w:top w:val="single" w:sz="4" w:space="0" w:color="999999"/>
+              <w:left w:val="single" w:sz="4" w:space="0" w:color="999999"/>
+              <w:bottom w:val="single" w:sz="4" w:space="0" w:color="999999"/>
+              <w:right w:val="single" w:sz="4" w:space="0" w:color="999999"/>
+            </w:tcBorders>
+            <w:tcMar>
+              <w:top w:w="70" w:type="dxa"/>
+              <w:left w:w="110" w:type="dxa"/>
+              <w:bottom w:w="70" w:type="dxa"/>
+              <w:right w:w="110" w:type="dxa"/>
+            </w:tcMar>
+          </w:tcPr>
+          <w:p>
+            <w:r>
+              <w:rPr>
+                <w:color w:val="000000"/>
+                <w:sz w:val="17"/>
+                <w:szCs w:val="17"/>
+              </w:rPr>
+              <w:t>Ο χρήστης έχει ανεβάσει ένα ή περισσότερα έγγραφα σε προηγούμενη επίσκεψη στην εφαρμογή.</w:t>
+            </w:r>
+          </w:p>
+        </w:tc>
+        <w:tc>
+          <w:tcPr>
+            <w:tcW w:w="2253" w:type="dxa"/>
+            <w:tcBorders>
+              <w:top w:val="single" w:sz="4" w:space="0" w:color="999999"/>
+              <w:left w:val="single" w:sz="4" w:space="0" w:color="999999"/>
+              <w:bottom w:val="single" w:sz="4" w:space="0" w:color="999999"/>
+              <w:right w:val="single" w:sz="4" w:space="0" w:color="999999"/>
+            </w:tcBorders>
+            <w:tcMar>
+              <w:top w:w="70" w:type="dxa"/>
+              <w:left w:w="110" w:type="dxa"/>
+              <w:bottom w:w="70" w:type="dxa"/>
+              <w:right w:w="110" w:type="dxa"/>
+            </w:tcMar>
+          </w:tcPr>
           <w:p>
             <w:pPr>
               <w:spacing w:after="60"/>
@@ -1209,7 +1763,7 @@
                 <w:sz w:val="17"/>
                 <w:szCs w:val="17"/>
               </w:rPr>
-              <w:t>Το μήνυμα του αναφέρει ξεκάθαρα ποιες μορφές γίνονται δεκτές (PDF, JPG, PNG).</w:t>
+              <w:t>1. Αποσυνδέεται από την εφαρμογή.</w:t>
             </w:r>
           </w:p>
           <w:p>
@@ -1222,159 +1776,56 @@
                 <w:sz w:val="17"/>
                 <w:szCs w:val="17"/>
               </w:rPr>
-              <w:t xml:space="preserve">Το κουμπί μεταφόρτωσης παραμένει ανενεργό· Ενημερώνεται και μπορεί άμεσα να </w:t>
-            </w:r>
-            <w:r>
-              <w:rPr>
-                <w:color w:val="000000"/>
-                <w:sz w:val="17"/>
-                <w:szCs w:val="17"/>
-              </w:rPr>
-              <w:lastRenderedPageBreak/>
-              <w:t>διαλέξει σωστό αρχείο και να συνεχίσει.</w:t>
-            </w:r>
-          </w:p>
-        </w:tc>
-      </w:tr>
-      <w:tr>
-        <w:tc>
-          <w:tcPr>
-            <w:tcW w:w="1288" w:type="dxa"/>
-            <w:tcBorders>
-              <w:top w:val="single" w:sz="4" w:space="0" w:color="999999"/>
-              <w:left w:val="single" w:sz="4" w:space="0" w:color="999999"/>
-              <w:bottom w:val="single" w:sz="4" w:space="0" w:color="999999"/>
-              <w:right w:val="single" w:sz="4" w:space="0" w:color="999999"/>
-            </w:tcBorders>
-            <w:shd w:val="clear" w:color="auto" w:fill="EAF2EC"/>
-            <w:tcMar>
-              <w:top w:w="70" w:type="dxa"/>
-              <w:left w:w="110" w:type="dxa"/>
-              <w:bottom w:w="70" w:type="dxa"/>
-              <w:right w:w="110" w:type="dxa"/>
-            </w:tcMar>
-          </w:tcPr>
-          <w:p>
-            <w:r>
-              <w:rPr>
-                <w:b/>
-                <w:bCs/>
-                <w:color w:val="000000"/>
-                <w:sz w:val="17"/>
-                <w:szCs w:val="17"/>
-              </w:rPr>
-              <w:lastRenderedPageBreak/>
-              <w:t>TC_upload_4</w:t>
-            </w:r>
-          </w:p>
-        </w:tc>
-        <w:tc>
-          <w:tcPr>
-            <w:tcW w:w="1610" w:type="dxa"/>
-            <w:tcBorders>
-              <w:top w:val="single" w:sz="4" w:space="0" w:color="999999"/>
-              <w:left w:val="single" w:sz="4" w:space="0" w:color="999999"/>
-              <w:bottom w:val="single" w:sz="4" w:space="0" w:color="999999"/>
-              <w:right w:val="single" w:sz="4" w:space="0" w:color="999999"/>
-            </w:tcBorders>
-            <w:shd w:val="clear" w:color="auto" w:fill="EAF2EC"/>
-            <w:tcMar>
-              <w:top w:w="70" w:type="dxa"/>
-              <w:left w:w="110" w:type="dxa"/>
-              <w:bottom w:w="70" w:type="dxa"/>
-              <w:right w:w="110" w:type="dxa"/>
-            </w:tcMar>
-          </w:tcPr>
-          <w:p>
-            <w:r>
-              <w:rPr>
-                <w:color w:val="000000"/>
-                <w:sz w:val="17"/>
-                <w:szCs w:val="17"/>
-              </w:rPr>
-              <w:t>Ο χρήστης διαλέγει αρχείο που ξεπερνά το επιτρεπτό όριο μεγέθους και ενημερώνεται κατάλληλα.</w:t>
-            </w:r>
-          </w:p>
-        </w:tc>
-        <w:tc>
-          <w:tcPr>
-            <w:tcW w:w="1461" w:type="dxa"/>
-            <w:tcBorders>
-              <w:top w:val="single" w:sz="4" w:space="0" w:color="999999"/>
-              <w:left w:val="single" w:sz="4" w:space="0" w:color="999999"/>
-              <w:bottom w:val="single" w:sz="4" w:space="0" w:color="999999"/>
-              <w:right w:val="single" w:sz="4" w:space="0" w:color="999999"/>
-            </w:tcBorders>
-            <w:shd w:val="clear" w:color="auto" w:fill="EAF2EC"/>
-            <w:tcMar>
-              <w:top w:w="70" w:type="dxa"/>
-              <w:left w:w="110" w:type="dxa"/>
-              <w:bottom w:w="70" w:type="dxa"/>
-              <w:right w:w="110" w:type="dxa"/>
-            </w:tcMar>
-          </w:tcPr>
-          <w:p>
-            <w:pPr>
-              <w:rPr>
-                <w:lang w:val="en-US"/>
-              </w:rPr>
-            </w:pPr>
-            <w:r>
-              <w:rPr>
-                <w:color w:val="000000"/>
-                <w:sz w:val="17"/>
-                <w:szCs w:val="17"/>
-                <w:lang w:val="en-US"/>
-              </w:rPr>
-              <w:t>Y</w:t>
-            </w:r>
-            <w:r>
-              <w:rPr>
-                <w:color w:val="000000"/>
-                <w:sz w:val="17"/>
-                <w:szCs w:val="17"/>
-              </w:rPr>
-              <w:t>πέρβαση μεγέθους</w:t>
-            </w:r>
-          </w:p>
-        </w:tc>
-        <w:tc>
-          <w:tcPr>
-            <w:tcW w:w="895" w:type="dxa"/>
-            <w:tcBorders>
-              <w:top w:val="single" w:sz="4" w:space="0" w:color="999999"/>
-              <w:left w:val="single" w:sz="4" w:space="0" w:color="999999"/>
-              <w:bottom w:val="single" w:sz="4" w:space="0" w:color="999999"/>
-              <w:right w:val="single" w:sz="4" w:space="0" w:color="999999"/>
-            </w:tcBorders>
-            <w:shd w:val="clear" w:color="auto" w:fill="EAF2EC"/>
-            <w:tcMar>
-              <w:top w:w="70" w:type="dxa"/>
-              <w:left w:w="110" w:type="dxa"/>
-              <w:bottom w:w="70" w:type="dxa"/>
-              <w:right w:w="110" w:type="dxa"/>
-            </w:tcMar>
-          </w:tcPr>
-          <w:p>
-            <w:r>
-              <w:rPr>
-                <w:sz w:val="17"/>
-                <w:szCs w:val="17"/>
-              </w:rPr>
-              <w:t>Αρνητική</w:t>
-            </w:r>
-          </w:p>
-        </w:tc>
-        <w:tc>
-          <w:tcPr>
-            <w:tcW w:w="1957" w:type="dxa"/>
-            <w:tcBorders>
-              <w:top w:val="single" w:sz="4" w:space="0" w:color="999999"/>
-              <w:left w:val="single" w:sz="4" w:space="0" w:color="999999"/>
-              <w:bottom w:val="single" w:sz="4" w:space="0" w:color="999999"/>
-              <w:right w:val="single" w:sz="4" w:space="0" w:color="999999"/>
-            </w:tcBorders>
-            <w:shd w:val="clear" w:color="auto" w:fill="EAF2EC"/>
+              <w:t>2. Συνδέεται ξανά (π.χ. την επόμενη μέρα ή από άλλη συσκευή).</w:t>
+            </w:r>
+          </w:p>
+          <w:p>
+            <w:r>
+              <w:rPr>
+                <w:color w:val="000000"/>
+                <w:sz w:val="17"/>
+                <w:szCs w:val="17"/>
+              </w:rPr>
+              <w:t>3. Από την αρχική επιλέγει «Έγγραφα».</w:t>
+            </w:r>
+          </w:p>
+        </w:tc>
+        <w:tc>
+          <w:tcPr>
+            <w:tcW w:w="1486" w:type="dxa"/>
+            <w:tcBorders>
+              <w:top w:val="single" w:sz="4" w:space="0" w:color="999999"/>
+              <w:left w:val="single" w:sz="4" w:space="0" w:color="999999"/>
+              <w:bottom w:val="single" w:sz="4" w:space="0" w:color="999999"/>
+              <w:right w:val="single" w:sz="4" w:space="0" w:color="999999"/>
+            </w:tcBorders>
+            <w:tcMar>
+              <w:top w:w="70" w:type="dxa"/>
+              <w:left w:w="110" w:type="dxa"/>
+              <w:bottom w:w="70" w:type="dxa"/>
+              <w:right w:w="110" w:type="dxa"/>
+            </w:tcMar>
+          </w:tcPr>
+          <w:p>
+            <w:r>
+              <w:rPr>
+                <w:color w:val="000000"/>
+                <w:sz w:val="17"/>
+                <w:szCs w:val="17"/>
+              </w:rPr>
+              <w:t>Έγγραφα που είχε ανεβάσει νωρίτερα, με τις αντίστοιχες ημερομηνίες.</w:t>
+            </w:r>
+          </w:p>
+        </w:tc>
+        <w:tc>
+          <w:tcPr>
+            <w:tcW w:w="2010" w:type="dxa"/>
+            <w:tcBorders>
+              <w:top w:val="single" w:sz="4" w:space="0" w:color="999999"/>
+              <w:left w:val="single" w:sz="4" w:space="0" w:color="999999"/>
+              <w:bottom w:val="single" w:sz="4" w:space="0" w:color="999999"/>
+              <w:right w:val="single" w:sz="4" w:space="0" w:color="999999"/>
+            </w:tcBorders>
             <w:tcMar>
               <w:top w:w="70" w:type="dxa"/>
               <w:left w:w="110" w:type="dxa"/>
@@ -1392,45 +1843,9 @@
                 <w:sz w:val="17"/>
                 <w:szCs w:val="17"/>
               </w:rPr>
-              <w:t>Ο χρήστης είναι συνδεδεμένος και βρίσκεται στην οθόνη ανάρτησης εγγράφων.</w:t>
-            </w:r>
-          </w:p>
-          <w:p>
-            <w:r>
-              <w:rPr>
-                <w:color w:val="000000"/>
-                <w:sz w:val="17"/>
-                <w:szCs w:val="17"/>
-              </w:rPr>
-              <w:t>Διαθέτει αρχείο αποδεκτού τύπου (π.χ. PDF ή PNG) αλλά πολύ μεγάλου μεγέθους</w:t>
-            </w:r>
-            <w:r>
-              <w:rPr>
-                <w:color w:val="000000"/>
-                <w:sz w:val="17"/>
-                <w:szCs w:val="17"/>
-              </w:rPr>
-              <w:t>.</w:t>
-            </w:r>
-          </w:p>
-        </w:tc>
-        <w:tc>
-          <w:tcPr>
-            <w:tcW w:w="2253" w:type="dxa"/>
-            <w:tcBorders>
-              <w:top w:val="single" w:sz="4" w:space="0" w:color="999999"/>
-              <w:left w:val="single" w:sz="4" w:space="0" w:color="999999"/>
-              <w:bottom w:val="single" w:sz="4" w:space="0" w:color="999999"/>
-              <w:right w:val="single" w:sz="4" w:space="0" w:color="999999"/>
-            </w:tcBorders>
-            <w:shd w:val="clear" w:color="auto" w:fill="EAF2EC"/>
-            <w:tcMar>
-              <w:top w:w="70" w:type="dxa"/>
-              <w:left w:w="110" w:type="dxa"/>
-              <w:bottom w:w="70" w:type="dxa"/>
-              <w:right w:w="110" w:type="dxa"/>
-            </w:tcMar>
-          </w:tcPr>
+              <w:t>Βλέπει όλα τα έγγραφά του στη λίστα «Ιατρικά Έγγραφα», με σωστές ημερομηνίες.</w:t>
+            </w:r>
+          </w:p>
           <w:p>
             <w:pPr>
               <w:spacing w:after="60"/>
@@ -1441,39 +1856,138 @@
                 <w:sz w:val="17"/>
                 <w:szCs w:val="17"/>
               </w:rPr>
-              <w:t xml:space="preserve">1.  «Έγγραφα» </w:t>
-            </w:r>
-            <w:r>
-              <w:rPr>
-                <w:color w:val="000000"/>
-                <w:sz w:val="17"/>
-                <w:szCs w:val="17"/>
-              </w:rPr>
-              <w:br/>
-            </w:r>
-            <w:r>
-              <w:rPr>
-                <w:color w:val="000000"/>
-                <w:sz w:val="17"/>
-                <w:szCs w:val="17"/>
-              </w:rPr>
-              <w:t>«Επιλογή Αρχείου».</w:t>
-            </w:r>
-          </w:p>
-          <w:p>
-            <w:r>
-              <w:rPr>
-                <w:color w:val="000000"/>
-                <w:sz w:val="17"/>
-                <w:szCs w:val="17"/>
-              </w:rPr>
-              <w:t>2. Διαλέγει το μεγάλο αρχείο από τη συσκευή του.</w:t>
-            </w:r>
-          </w:p>
-        </w:tc>
-        <w:tc>
-          <w:tcPr>
-            <w:tcW w:w="1486" w:type="dxa"/>
+              <w:t>Δεν χρειάζεται να ανεβάσει τίποτα ξανά.</w:t>
+            </w:r>
+          </w:p>
+          <w:p>
+            <w:r>
+              <w:rPr>
+                <w:color w:val="000000"/>
+                <w:sz w:val="17"/>
+                <w:szCs w:val="17"/>
+              </w:rPr>
+              <w:t>Ξέρει ότι ο ιατρικός του φάκελος είναι ασφαλής και πάντα προσβάσιμος.</w:t>
+            </w:r>
+          </w:p>
+        </w:tc>
+      </w:tr>
+      <w:tr>
+        <w:tc>
+          <w:tcPr>
+            <w:tcW w:w="1288" w:type="dxa"/>
+            <w:tcBorders>
+              <w:top w:val="single" w:sz="4" w:space="0" w:color="999999"/>
+              <w:left w:val="single" w:sz="4" w:space="0" w:color="999999"/>
+              <w:bottom w:val="single" w:sz="4" w:space="0" w:color="999999"/>
+              <w:right w:val="single" w:sz="4" w:space="0" w:color="999999"/>
+            </w:tcBorders>
+            <w:shd w:val="clear" w:color="auto" w:fill="EAF2EC"/>
+            <w:tcMar>
+              <w:top w:w="70" w:type="dxa"/>
+              <w:left w:w="110" w:type="dxa"/>
+              <w:bottom w:w="70" w:type="dxa"/>
+              <w:right w:w="110" w:type="dxa"/>
+            </w:tcMar>
+          </w:tcPr>
+          <w:p>
+            <w:r>
+              <w:rPr>
+                <w:b/>
+                <w:bCs/>
+                <w:color w:val="000000"/>
+                <w:sz w:val="17"/>
+                <w:szCs w:val="17"/>
+              </w:rPr>
+              <w:t>TC_upload_6</w:t>
+            </w:r>
+          </w:p>
+        </w:tc>
+        <w:tc>
+          <w:tcPr>
+            <w:tcW w:w="1610" w:type="dxa"/>
+            <w:tcBorders>
+              <w:top w:val="single" w:sz="4" w:space="0" w:color="999999"/>
+              <w:left w:val="single" w:sz="4" w:space="0" w:color="999999"/>
+              <w:bottom w:val="single" w:sz="4" w:space="0" w:color="999999"/>
+              <w:right w:val="single" w:sz="4" w:space="0" w:color="999999"/>
+            </w:tcBorders>
+            <w:shd w:val="clear" w:color="auto" w:fill="EAF2EC"/>
+            <w:tcMar>
+              <w:top w:w="70" w:type="dxa"/>
+              <w:left w:w="110" w:type="dxa"/>
+              <w:bottom w:w="70" w:type="dxa"/>
+              <w:right w:w="110" w:type="dxa"/>
+            </w:tcMar>
+          </w:tcPr>
+          <w:p>
+            <w:r>
+              <w:rPr>
+                <w:color w:val="000000"/>
+                <w:sz w:val="17"/>
+                <w:szCs w:val="17"/>
+              </w:rPr>
+              <w:t>Νέος χρήστης ανοίγει για πρώτη φορά την οθόνη ιατρικών εγγράφων και βλέπει καθαρά πώς να ξεκινήσει.</w:t>
+            </w:r>
+          </w:p>
+        </w:tc>
+        <w:tc>
+          <w:tcPr>
+            <w:tcW w:w="1461" w:type="dxa"/>
+            <w:tcBorders>
+              <w:top w:val="single" w:sz="4" w:space="0" w:color="999999"/>
+              <w:left w:val="single" w:sz="4" w:space="0" w:color="999999"/>
+              <w:bottom w:val="single" w:sz="4" w:space="0" w:color="999999"/>
+              <w:right w:val="single" w:sz="4" w:space="0" w:color="999999"/>
+            </w:tcBorders>
+            <w:shd w:val="clear" w:color="auto" w:fill="EAF2EC"/>
+            <w:tcMar>
+              <w:top w:w="70" w:type="dxa"/>
+              <w:left w:w="110" w:type="dxa"/>
+              <w:bottom w:w="70" w:type="dxa"/>
+              <w:right w:w="110" w:type="dxa"/>
+            </w:tcMar>
+          </w:tcPr>
+          <w:p>
+            <w:r>
+              <w:rPr>
+                <w:color w:val="000000"/>
+                <w:sz w:val="17"/>
+                <w:szCs w:val="17"/>
+              </w:rPr>
+              <w:t>Πρώτη χρήση  κενή λίστα εγγράφων</w:t>
+            </w:r>
+          </w:p>
+        </w:tc>
+        <w:tc>
+          <w:tcPr>
+            <w:tcW w:w="895" w:type="dxa"/>
+            <w:tcBorders>
+              <w:top w:val="single" w:sz="4" w:space="0" w:color="999999"/>
+              <w:left w:val="single" w:sz="4" w:space="0" w:color="999999"/>
+              <w:bottom w:val="single" w:sz="4" w:space="0" w:color="999999"/>
+              <w:right w:val="single" w:sz="4" w:space="0" w:color="999999"/>
+            </w:tcBorders>
+            <w:shd w:val="clear" w:color="auto" w:fill="EAF2EC"/>
+            <w:tcMar>
+              <w:top w:w="70" w:type="dxa"/>
+              <w:left w:w="110" w:type="dxa"/>
+              <w:bottom w:w="70" w:type="dxa"/>
+              <w:right w:w="110" w:type="dxa"/>
+            </w:tcMar>
+          </w:tcPr>
+          <w:p>
+            <w:r>
+              <w:rPr>
+                <w:sz w:val="17"/>
+                <w:szCs w:val="17"/>
+              </w:rPr>
+              <w:t>Θετική</w:t>
+            </w:r>
+          </w:p>
+        </w:tc>
+        <w:tc>
+          <w:tcPr>
+            <w:tcW w:w="1957" w:type="dxa"/>
             <w:tcBorders>
               <w:top w:val="single" w:sz="4" w:space="0" w:color="999999"/>
               <w:left w:val="single" w:sz="4" w:space="0" w:color="999999"/>
@@ -1498,17 +2012,73 @@
                 <w:sz w:val="17"/>
                 <w:szCs w:val="17"/>
               </w:rPr>
-              <w:t>Μέγεθος αρχείου σε MB.</w:t>
-            </w:r>
-          </w:p>
-          <w:p>
-            <w:r>
-              <w:rPr>
-                <w:color w:val="000000"/>
-                <w:sz w:val="17"/>
-                <w:szCs w:val="17"/>
-              </w:rPr>
-              <w:t>Επιτρεπτό ανώτατο όριο της εφαρμογής (5 MB).</w:t>
+              <w:t>Ο χρήστης μόλις δημιούργησε λογαριασμό ή δεν έχει ανεβάσει ποτέ έγγραφο.</w:t>
+            </w:r>
+          </w:p>
+          <w:p>
+            <w:r>
+              <w:rPr>
+                <w:color w:val="000000"/>
+                <w:sz w:val="17"/>
+                <w:szCs w:val="17"/>
+              </w:rPr>
+              <w:t>Είναι συνδεδεμένος και βρίσκεται στο προφίλ του.</w:t>
+            </w:r>
+          </w:p>
+        </w:tc>
+        <w:tc>
+          <w:tcPr>
+            <w:tcW w:w="2253" w:type="dxa"/>
+            <w:tcBorders>
+              <w:top w:val="single" w:sz="4" w:space="0" w:color="999999"/>
+              <w:left w:val="single" w:sz="4" w:space="0" w:color="999999"/>
+              <w:bottom w:val="single" w:sz="4" w:space="0" w:color="999999"/>
+              <w:right w:val="single" w:sz="4" w:space="0" w:color="999999"/>
+            </w:tcBorders>
+            <w:shd w:val="clear" w:color="auto" w:fill="EAF2EC"/>
+            <w:tcMar>
+              <w:top w:w="70" w:type="dxa"/>
+              <w:left w:w="110" w:type="dxa"/>
+              <w:bottom w:w="70" w:type="dxa"/>
+              <w:right w:w="110" w:type="dxa"/>
+            </w:tcMar>
+          </w:tcPr>
+          <w:p>
+            <w:r>
+              <w:rPr>
+                <w:color w:val="000000"/>
+                <w:sz w:val="17"/>
+                <w:szCs w:val="17"/>
+              </w:rPr>
+              <w:t>1. Από την αρχική επιλέγει «Έγγραφα».</w:t>
+            </w:r>
+          </w:p>
+        </w:tc>
+        <w:tc>
+          <w:tcPr>
+            <w:tcW w:w="1486" w:type="dxa"/>
+            <w:tcBorders>
+              <w:top w:val="single" w:sz="4" w:space="0" w:color="999999"/>
+              <w:left w:val="single" w:sz="4" w:space="0" w:color="999999"/>
+              <w:bottom w:val="single" w:sz="4" w:space="0" w:color="999999"/>
+              <w:right w:val="single" w:sz="4" w:space="0" w:color="999999"/>
+            </w:tcBorders>
+            <w:shd w:val="clear" w:color="auto" w:fill="EAF2EC"/>
+            <w:tcMar>
+              <w:top w:w="70" w:type="dxa"/>
+              <w:left w:w="110" w:type="dxa"/>
+              <w:bottom w:w="70" w:type="dxa"/>
+              <w:right w:w="110" w:type="dxa"/>
+            </w:tcMar>
+          </w:tcPr>
+          <w:p>
+            <w:r>
+              <w:rPr>
+                <w:color w:val="000000"/>
+                <w:sz w:val="17"/>
+                <w:szCs w:val="17"/>
+              </w:rPr>
+              <w:t>Λίστα ιατρικών εγγράφων του χρήστη (κενή).</w:t>
             </w:r>
           </w:p>
         </w:tc>
@@ -1531,597 +2101,31 @@
           </w:tcPr>
           <w:p>
             <w:pPr>
-              <w:spacing w:after="60"/>
+              <w:rPr>
+                <w:sz w:val="17"/>
+                <w:szCs w:val="17"/>
+              </w:rPr>
             </w:pPr>
             <w:r>
               <w:rPr>
-                <w:color w:val="000000"/>
-                <w:sz w:val="17"/>
-                <w:szCs w:val="17"/>
-              </w:rPr>
-              <w:t>Βλέπει μήνυμα ότι το αρχείο ξεπερνά το όριο των 5 MB.</w:t>
-            </w:r>
-          </w:p>
-          <w:p>
-            <w:pPr>
-              <w:spacing w:after="60"/>
-            </w:pPr>
-            <w:r>
-              <w:rPr>
-                <w:color w:val="000000"/>
-                <w:sz w:val="17"/>
-                <w:szCs w:val="17"/>
-              </w:rPr>
-              <w:t>Το αρχείο δεν αποθηκεύεται και η κάρτα στοιχείων παραμένει κενή.</w:t>
-            </w:r>
-          </w:p>
-          <w:p>
-            <w:pPr>
-              <w:spacing w:after="60"/>
-            </w:pPr>
-            <w:r>
-              <w:rPr>
-                <w:color w:val="000000"/>
-                <w:sz w:val="17"/>
-                <w:szCs w:val="17"/>
-              </w:rPr>
-              <w:t>Καταλαβαίνει τι πρέπει να κάνει: να συμπιέσει το αρχείο, να μειώσει την ανάλυση ή να ανεβάσει διαφορετική έκδοση.</w:t>
-            </w:r>
-          </w:p>
-          <w:p>
-            <w:r>
-              <w:rPr>
-                <w:color w:val="000000"/>
-                <w:sz w:val="17"/>
-                <w:szCs w:val="17"/>
-              </w:rPr>
-              <w:t>Δεν χάνει χρόνο σε διαδικασία που έτσι κι αλλιώς θα κατέληγε σε αποτυχία.</w:t>
-            </w:r>
-          </w:p>
-        </w:tc>
-      </w:tr>
-      <w:tr>
-        <w:tc>
-          <w:tcPr>
-            <w:tcW w:w="1288" w:type="dxa"/>
-            <w:tcBorders>
-              <w:top w:val="single" w:sz="4" w:space="0" w:color="999999"/>
-              <w:left w:val="single" w:sz="4" w:space="0" w:color="999999"/>
-              <w:bottom w:val="single" w:sz="4" w:space="0" w:color="999999"/>
-              <w:right w:val="single" w:sz="4" w:space="0" w:color="999999"/>
-            </w:tcBorders>
-            <w:tcMar>
-              <w:top w:w="70" w:type="dxa"/>
-              <w:left w:w="110" w:type="dxa"/>
-              <w:bottom w:w="70" w:type="dxa"/>
-              <w:right w:w="110" w:type="dxa"/>
-            </w:tcMar>
-          </w:tcPr>
-          <w:p>
-            <w:r>
-              <w:rPr>
-                <w:b/>
-                <w:bCs/>
-                <w:color w:val="000000"/>
-                <w:sz w:val="17"/>
-                <w:szCs w:val="17"/>
-              </w:rPr>
-              <w:t>TC_upload_5</w:t>
-            </w:r>
-          </w:p>
-        </w:tc>
-        <w:tc>
-          <w:tcPr>
-            <w:tcW w:w="1610" w:type="dxa"/>
-            <w:tcBorders>
-              <w:top w:val="single" w:sz="4" w:space="0" w:color="999999"/>
-              <w:left w:val="single" w:sz="4" w:space="0" w:color="999999"/>
-              <w:bottom w:val="single" w:sz="4" w:space="0" w:color="999999"/>
-              <w:right w:val="single" w:sz="4" w:space="0" w:color="999999"/>
-            </w:tcBorders>
-            <w:tcMar>
-              <w:top w:w="70" w:type="dxa"/>
-              <w:left w:w="110" w:type="dxa"/>
-              <w:bottom w:w="70" w:type="dxa"/>
-              <w:right w:w="110" w:type="dxa"/>
-            </w:tcMar>
-          </w:tcPr>
-          <w:p>
-            <w:r>
-              <w:rPr>
-                <w:color w:val="000000"/>
-                <w:sz w:val="17"/>
-                <w:szCs w:val="17"/>
-              </w:rPr>
-              <w:t>Τα έγγραφα που ανέβασε ο χρήστης παραμένουν στο προφίλ του και είναι διαθέσιμα όποτε επιστρέφει.</w:t>
-            </w:r>
-          </w:p>
-        </w:tc>
-        <w:tc>
-          <w:tcPr>
-            <w:tcW w:w="1461" w:type="dxa"/>
-            <w:tcBorders>
-              <w:top w:val="single" w:sz="4" w:space="0" w:color="999999"/>
-              <w:left w:val="single" w:sz="4" w:space="0" w:color="999999"/>
-              <w:bottom w:val="single" w:sz="4" w:space="0" w:color="999999"/>
-              <w:right w:val="single" w:sz="4" w:space="0" w:color="999999"/>
-            </w:tcBorders>
-            <w:tcMar>
-              <w:top w:w="70" w:type="dxa"/>
-              <w:left w:w="110" w:type="dxa"/>
-              <w:bottom w:w="70" w:type="dxa"/>
-              <w:right w:w="110" w:type="dxa"/>
-            </w:tcMar>
-          </w:tcPr>
-          <w:p>
-            <w:r>
-              <w:rPr>
-                <w:color w:val="000000"/>
-                <w:sz w:val="17"/>
-                <w:szCs w:val="17"/>
-              </w:rPr>
-              <w:t>Επιμονή ιατρικού φακέλου</w:t>
-            </w:r>
-          </w:p>
-        </w:tc>
-        <w:tc>
-          <w:tcPr>
-            <w:tcW w:w="895" w:type="dxa"/>
-            <w:tcBorders>
-              <w:top w:val="single" w:sz="4" w:space="0" w:color="999999"/>
-              <w:left w:val="single" w:sz="4" w:space="0" w:color="999999"/>
-              <w:bottom w:val="single" w:sz="4" w:space="0" w:color="999999"/>
-              <w:right w:val="single" w:sz="4" w:space="0" w:color="999999"/>
-            </w:tcBorders>
-            <w:tcMar>
-              <w:top w:w="70" w:type="dxa"/>
-              <w:left w:w="110" w:type="dxa"/>
-              <w:bottom w:w="70" w:type="dxa"/>
-              <w:right w:w="110" w:type="dxa"/>
-            </w:tcMar>
-          </w:tcPr>
-          <w:p>
-            <w:r>
-              <w:rPr>
-                <w:sz w:val="17"/>
-                <w:szCs w:val="17"/>
-              </w:rPr>
-              <w:t>Θετική</w:t>
-            </w:r>
-          </w:p>
-        </w:tc>
-        <w:tc>
-          <w:tcPr>
-            <w:tcW w:w="1957" w:type="dxa"/>
-            <w:tcBorders>
-              <w:top w:val="single" w:sz="4" w:space="0" w:color="999999"/>
-              <w:left w:val="single" w:sz="4" w:space="0" w:color="999999"/>
-              <w:bottom w:val="single" w:sz="4" w:space="0" w:color="999999"/>
-              <w:right w:val="single" w:sz="4" w:space="0" w:color="999999"/>
-            </w:tcBorders>
-            <w:tcMar>
-              <w:top w:w="70" w:type="dxa"/>
-              <w:left w:w="110" w:type="dxa"/>
-              <w:bottom w:w="70" w:type="dxa"/>
-              <w:right w:w="110" w:type="dxa"/>
-            </w:tcMar>
-          </w:tcPr>
-          <w:p>
-            <w:r>
-              <w:rPr>
-                <w:color w:val="000000"/>
-                <w:sz w:val="17"/>
-                <w:szCs w:val="17"/>
-              </w:rPr>
-              <w:t>Ο χρήστης έχει ανεβάσει ένα ή περισσότερα έγγραφα σε προηγούμενη επίσκεψη στην εφαρμογή.</w:t>
-            </w:r>
-          </w:p>
-        </w:tc>
-        <w:tc>
-          <w:tcPr>
-            <w:tcW w:w="2253" w:type="dxa"/>
-            <w:tcBorders>
-              <w:top w:val="single" w:sz="4" w:space="0" w:color="999999"/>
-              <w:left w:val="single" w:sz="4" w:space="0" w:color="999999"/>
-              <w:bottom w:val="single" w:sz="4" w:space="0" w:color="999999"/>
-              <w:right w:val="single" w:sz="4" w:space="0" w:color="999999"/>
-            </w:tcBorders>
-            <w:tcMar>
-              <w:top w:w="70" w:type="dxa"/>
-              <w:left w:w="110" w:type="dxa"/>
-              <w:bottom w:w="70" w:type="dxa"/>
-              <w:right w:w="110" w:type="dxa"/>
-            </w:tcMar>
-          </w:tcPr>
-          <w:p>
-            <w:pPr>
-              <w:spacing w:after="60"/>
-            </w:pPr>
-            <w:r>
-              <w:rPr>
-                <w:color w:val="000000"/>
-                <w:sz w:val="17"/>
-                <w:szCs w:val="17"/>
-              </w:rPr>
-              <w:t>1. Αποσυνδέεται από την εφαρμογή.</w:t>
-            </w:r>
-          </w:p>
-          <w:p>
-            <w:pPr>
-              <w:spacing w:after="60"/>
-            </w:pPr>
-            <w:r>
-              <w:rPr>
-                <w:color w:val="000000"/>
-                <w:sz w:val="17"/>
-                <w:szCs w:val="17"/>
-              </w:rPr>
-              <w:t>2. Συνδέεται ξανά (π.χ. την επόμενη μέρα ή από άλλη συσκευή).</w:t>
-            </w:r>
-          </w:p>
-          <w:p>
-            <w:r>
-              <w:rPr>
-                <w:color w:val="000000"/>
-                <w:sz w:val="17"/>
-                <w:szCs w:val="17"/>
-              </w:rPr>
-              <w:t>3. Από την αρχική επιλέγει «Έγγραφα».</w:t>
-            </w:r>
-          </w:p>
-        </w:tc>
-        <w:tc>
-          <w:tcPr>
-            <w:tcW w:w="1486" w:type="dxa"/>
-            <w:tcBorders>
-              <w:top w:val="single" w:sz="4" w:space="0" w:color="999999"/>
-              <w:left w:val="single" w:sz="4" w:space="0" w:color="999999"/>
-              <w:bottom w:val="single" w:sz="4" w:space="0" w:color="999999"/>
-              <w:right w:val="single" w:sz="4" w:space="0" w:color="999999"/>
-            </w:tcBorders>
-            <w:tcMar>
-              <w:top w:w="70" w:type="dxa"/>
-              <w:left w:w="110" w:type="dxa"/>
-              <w:bottom w:w="70" w:type="dxa"/>
-              <w:right w:w="110" w:type="dxa"/>
-            </w:tcMar>
-          </w:tcPr>
-          <w:p>
-            <w:r>
-              <w:rPr>
-                <w:color w:val="000000"/>
-                <w:sz w:val="17"/>
-                <w:szCs w:val="17"/>
-              </w:rPr>
-              <w:t>Έγγραφα που είχε ανεβάσει νωρίτερα, με τις αντίστοιχες ημερομηνίες.</w:t>
-            </w:r>
-          </w:p>
-        </w:tc>
-        <w:tc>
-          <w:tcPr>
-            <w:tcW w:w="2010" w:type="dxa"/>
-            <w:tcBorders>
-              <w:top w:val="single" w:sz="4" w:space="0" w:color="999999"/>
-              <w:left w:val="single" w:sz="4" w:space="0" w:color="999999"/>
-              <w:bottom w:val="single" w:sz="4" w:space="0" w:color="999999"/>
-              <w:right w:val="single" w:sz="4" w:space="0" w:color="999999"/>
-            </w:tcBorders>
-            <w:tcMar>
-              <w:top w:w="70" w:type="dxa"/>
-              <w:left w:w="110" w:type="dxa"/>
-              <w:bottom w:w="70" w:type="dxa"/>
-              <w:right w:w="110" w:type="dxa"/>
-            </w:tcMar>
-          </w:tcPr>
-          <w:p>
-            <w:pPr>
-              <w:spacing w:after="60"/>
-            </w:pPr>
-            <w:r>
-              <w:rPr>
-                <w:color w:val="000000"/>
-                <w:sz w:val="17"/>
-                <w:szCs w:val="17"/>
-              </w:rPr>
-              <w:t>Βλέπει όλα τα έγγραφά του στη λίστα «Ιατρικά Έγγραφα», με σωστές ημερομηνίες.</w:t>
-            </w:r>
-          </w:p>
-          <w:p>
-            <w:pPr>
-              <w:spacing w:after="60"/>
-            </w:pPr>
-            <w:r>
-              <w:rPr>
-                <w:color w:val="000000"/>
-                <w:sz w:val="17"/>
-                <w:szCs w:val="17"/>
-              </w:rPr>
-              <w:t>Δεν χρειάζεται να ανεβάσει τίποτα ξανά.</w:t>
-            </w:r>
-          </w:p>
-          <w:p>
-            <w:r>
-              <w:rPr>
-                <w:color w:val="000000"/>
-                <w:sz w:val="17"/>
-                <w:szCs w:val="17"/>
-              </w:rPr>
-              <w:t>Ξέρει ότι ο ιατρικός του φάκελος είναι ασφαλής και πάντα προσβάσιμος.</w:t>
-            </w:r>
-          </w:p>
-        </w:tc>
-      </w:tr>
-      <w:tr>
-        <w:tc>
-          <w:tcPr>
-            <w:tcW w:w="1288" w:type="dxa"/>
-            <w:tcBorders>
-              <w:top w:val="single" w:sz="4" w:space="0" w:color="999999"/>
-              <w:left w:val="single" w:sz="4" w:space="0" w:color="999999"/>
-              <w:bottom w:val="single" w:sz="4" w:space="0" w:color="999999"/>
-              <w:right w:val="single" w:sz="4" w:space="0" w:color="999999"/>
-            </w:tcBorders>
-            <w:shd w:val="clear" w:color="auto" w:fill="EAF2EC"/>
-            <w:tcMar>
-              <w:top w:w="70" w:type="dxa"/>
-              <w:left w:w="110" w:type="dxa"/>
-              <w:bottom w:w="70" w:type="dxa"/>
-              <w:right w:w="110" w:type="dxa"/>
-            </w:tcMar>
-          </w:tcPr>
-          <w:p>
-            <w:r>
-              <w:rPr>
-                <w:b/>
-                <w:bCs/>
-                <w:color w:val="000000"/>
-                <w:sz w:val="17"/>
-                <w:szCs w:val="17"/>
-              </w:rPr>
-              <w:t>TC_upload_6</w:t>
-            </w:r>
-          </w:p>
-        </w:tc>
-        <w:tc>
-          <w:tcPr>
-            <w:tcW w:w="1610" w:type="dxa"/>
-            <w:tcBorders>
-              <w:top w:val="single" w:sz="4" w:space="0" w:color="999999"/>
-              <w:left w:val="single" w:sz="4" w:space="0" w:color="999999"/>
-              <w:bottom w:val="single" w:sz="4" w:space="0" w:color="999999"/>
-              <w:right w:val="single" w:sz="4" w:space="0" w:color="999999"/>
-            </w:tcBorders>
-            <w:shd w:val="clear" w:color="auto" w:fill="EAF2EC"/>
-            <w:tcMar>
-              <w:top w:w="70" w:type="dxa"/>
-              <w:left w:w="110" w:type="dxa"/>
-              <w:bottom w:w="70" w:type="dxa"/>
-              <w:right w:w="110" w:type="dxa"/>
-            </w:tcMar>
-          </w:tcPr>
-          <w:p>
-            <w:r>
-              <w:rPr>
-                <w:color w:val="000000"/>
-                <w:sz w:val="17"/>
-                <w:szCs w:val="17"/>
-              </w:rPr>
-              <w:t>Νέος χρήστης ανοίγει για πρώτη φορά την οθόνη ιατρικών εγγράφων και βλέπει καθαρά πώς να ξεκινήσει.</w:t>
-            </w:r>
-          </w:p>
-        </w:tc>
-        <w:tc>
-          <w:tcPr>
-            <w:tcW w:w="1461" w:type="dxa"/>
-            <w:tcBorders>
-              <w:top w:val="single" w:sz="4" w:space="0" w:color="999999"/>
-              <w:left w:val="single" w:sz="4" w:space="0" w:color="999999"/>
-              <w:bottom w:val="single" w:sz="4" w:space="0" w:color="999999"/>
-              <w:right w:val="single" w:sz="4" w:space="0" w:color="999999"/>
-            </w:tcBorders>
-            <w:shd w:val="clear" w:color="auto" w:fill="EAF2EC"/>
-            <w:tcMar>
-              <w:top w:w="70" w:type="dxa"/>
-              <w:left w:w="110" w:type="dxa"/>
-              <w:bottom w:w="70" w:type="dxa"/>
-              <w:right w:w="110" w:type="dxa"/>
-            </w:tcMar>
-          </w:tcPr>
-          <w:p>
-            <w:r>
-              <w:rPr>
-                <w:color w:val="000000"/>
-                <w:sz w:val="17"/>
-                <w:szCs w:val="17"/>
-              </w:rPr>
-              <w:t>Πρώτη χρήση  κενή λίστα εγγράφων</w:t>
-            </w:r>
-          </w:p>
-        </w:tc>
-        <w:tc>
-          <w:tcPr>
-            <w:tcW w:w="895" w:type="dxa"/>
-            <w:tcBorders>
-              <w:top w:val="single" w:sz="4" w:space="0" w:color="999999"/>
-              <w:left w:val="single" w:sz="4" w:space="0" w:color="999999"/>
-              <w:bottom w:val="single" w:sz="4" w:space="0" w:color="999999"/>
-              <w:right w:val="single" w:sz="4" w:space="0" w:color="999999"/>
-            </w:tcBorders>
-            <w:shd w:val="clear" w:color="auto" w:fill="EAF2EC"/>
-            <w:tcMar>
-              <w:top w:w="70" w:type="dxa"/>
-              <w:left w:w="110" w:type="dxa"/>
-              <w:bottom w:w="70" w:type="dxa"/>
-              <w:right w:w="110" w:type="dxa"/>
-            </w:tcMar>
-          </w:tcPr>
-          <w:p>
-            <w:r>
-              <w:rPr>
-                <w:sz w:val="17"/>
-                <w:szCs w:val="17"/>
-              </w:rPr>
-              <w:t>Θετική</w:t>
-            </w:r>
-          </w:p>
-        </w:tc>
-        <w:tc>
-          <w:tcPr>
-            <w:tcW w:w="1957" w:type="dxa"/>
-            <w:tcBorders>
-              <w:top w:val="single" w:sz="4" w:space="0" w:color="999999"/>
-              <w:left w:val="single" w:sz="4" w:space="0" w:color="999999"/>
-              <w:bottom w:val="single" w:sz="4" w:space="0" w:color="999999"/>
-              <w:right w:val="single" w:sz="4" w:space="0" w:color="999999"/>
-            </w:tcBorders>
-            <w:shd w:val="clear" w:color="auto" w:fill="EAF2EC"/>
-            <w:tcMar>
-              <w:top w:w="70" w:type="dxa"/>
-              <w:left w:w="110" w:type="dxa"/>
-              <w:bottom w:w="70" w:type="dxa"/>
-              <w:right w:w="110" w:type="dxa"/>
-            </w:tcMar>
-          </w:tcPr>
-          <w:p>
-            <w:pPr>
-              <w:spacing w:after="60"/>
-            </w:pPr>
-            <w:r>
-              <w:rPr>
-                <w:color w:val="000000"/>
-                <w:sz w:val="17"/>
-                <w:szCs w:val="17"/>
-              </w:rPr>
-              <w:t>Ο χρήστης μόλις δημιούργησε λογαριασμό ή δεν έχει ανεβάσει ποτέ έγγραφο.</w:t>
-            </w:r>
-          </w:p>
-          <w:p>
-            <w:r>
-              <w:rPr>
-                <w:color w:val="000000"/>
-                <w:sz w:val="17"/>
-                <w:szCs w:val="17"/>
-              </w:rPr>
-              <w:t>Είναι συνδεδεμένος και βρίσκεται στο προφίλ του.</w:t>
-            </w:r>
-          </w:p>
-        </w:tc>
-        <w:tc>
-          <w:tcPr>
-            <w:tcW w:w="2253" w:type="dxa"/>
-            <w:tcBorders>
-              <w:top w:val="single" w:sz="4" w:space="0" w:color="999999"/>
-              <w:left w:val="single" w:sz="4" w:space="0" w:color="999999"/>
-              <w:bottom w:val="single" w:sz="4" w:space="0" w:color="999999"/>
-              <w:right w:val="single" w:sz="4" w:space="0" w:color="999999"/>
-            </w:tcBorders>
-            <w:shd w:val="clear" w:color="auto" w:fill="EAF2EC"/>
-            <w:tcMar>
-              <w:top w:w="70" w:type="dxa"/>
-              <w:left w:w="110" w:type="dxa"/>
-              <w:bottom w:w="70" w:type="dxa"/>
-              <w:right w:w="110" w:type="dxa"/>
-            </w:tcMar>
-          </w:tcPr>
-          <w:p>
-            <w:r>
-              <w:rPr>
-                <w:color w:val="000000"/>
-                <w:sz w:val="17"/>
-                <w:szCs w:val="17"/>
-              </w:rPr>
-              <w:t>1. Από την αρχική επιλέγει «Έγγραφα».</w:t>
-            </w:r>
-          </w:p>
-        </w:tc>
-        <w:tc>
-          <w:tcPr>
-            <w:tcW w:w="1486" w:type="dxa"/>
-            <w:tcBorders>
-              <w:top w:val="single" w:sz="4" w:space="0" w:color="999999"/>
-              <w:left w:val="single" w:sz="4" w:space="0" w:color="999999"/>
-              <w:bottom w:val="single" w:sz="4" w:space="0" w:color="999999"/>
-              <w:right w:val="single" w:sz="4" w:space="0" w:color="999999"/>
-            </w:tcBorders>
-            <w:shd w:val="clear" w:color="auto" w:fill="EAF2EC"/>
-            <w:tcMar>
-              <w:top w:w="70" w:type="dxa"/>
-              <w:left w:w="110" w:type="dxa"/>
-              <w:bottom w:w="70" w:type="dxa"/>
-              <w:right w:w="110" w:type="dxa"/>
-            </w:tcMar>
-          </w:tcPr>
-          <w:p>
-            <w:r>
-              <w:rPr>
-                <w:color w:val="000000"/>
-                <w:sz w:val="17"/>
-                <w:szCs w:val="17"/>
-              </w:rPr>
-              <w:t>Λίστα ιατρικών εγγράφων του χρήστη (κενή).</w:t>
-            </w:r>
-          </w:p>
-        </w:tc>
-        <w:tc>
-          <w:tcPr>
-            <w:tcW w:w="2010" w:type="dxa"/>
-            <w:tcBorders>
-              <w:top w:val="single" w:sz="4" w:space="0" w:color="999999"/>
-              <w:left w:val="single" w:sz="4" w:space="0" w:color="999999"/>
-              <w:bottom w:val="single" w:sz="4" w:space="0" w:color="999999"/>
-              <w:right w:val="single" w:sz="4" w:space="0" w:color="999999"/>
-            </w:tcBorders>
-            <w:shd w:val="clear" w:color="auto" w:fill="EAF2EC"/>
-            <w:tcMar>
-              <w:top w:w="70" w:type="dxa"/>
-              <w:left w:w="110" w:type="dxa"/>
-              <w:bottom w:w="70" w:type="dxa"/>
-              <w:right w:w="110" w:type="dxa"/>
-            </w:tcMar>
-          </w:tcPr>
-          <w:p>
-            <w:pPr>
-              <w:spacing w:after="60"/>
-            </w:pPr>
-            <w:r>
-              <w:rPr>
-                <w:color w:val="000000"/>
-                <w:sz w:val="17"/>
-                <w:szCs w:val="17"/>
-              </w:rPr>
-              <w:t>Βλέπει διακριτικό μήνυμα ότι δεν υπάρχουν έγγραφα ακόμη, ώστε να καταλάβει ότι ο φάκελός του είναι κενός  όχι ότι κάτι έχει χαλάσει.</w:t>
-            </w:r>
-          </w:p>
-          <w:p>
-            <w:pPr>
-              <w:spacing w:after="60"/>
-            </w:pPr>
-            <w:r>
-              <w:rPr>
-                <w:color w:val="000000"/>
-                <w:sz w:val="17"/>
-                <w:szCs w:val="17"/>
-              </w:rPr>
-              <w:t>Έχει εμφανώς διαθέσιμη την επιλογή «Επιλογή Αρχείου» για να ξεκινήσει.</w:t>
-            </w:r>
-          </w:p>
-          <w:p>
-            <w:r>
-              <w:rPr>
-                <w:color w:val="000000"/>
-                <w:sz w:val="17"/>
-                <w:szCs w:val="17"/>
-              </w:rPr>
-              <w:t xml:space="preserve">Είναι ευπρόσδεκτος και μπορεί να ανεβάσει το </w:t>
-            </w:r>
-            <w:r>
-              <w:rPr>
-                <w:color w:val="000000"/>
-                <w:sz w:val="17"/>
-                <w:szCs w:val="17"/>
-              </w:rPr>
-              <w:lastRenderedPageBreak/>
-              <w:t>πρώτο του έγγραφο χωρίς δισταγμό.</w:t>
+                <w:sz w:val="17"/>
+                <w:szCs w:val="17"/>
+              </w:rPr>
+              <w:t xml:space="preserve">Ενημερώνεται ότι ο φάκελός του είναι κενός, χωρίς να δημιουργείται </w:t>
+            </w:r>
+            <w:r>
+              <w:rPr>
+                <w:sz w:val="17"/>
+                <w:szCs w:val="17"/>
+              </w:rPr>
+              <w:t xml:space="preserve">μήνυμα </w:t>
+            </w:r>
+            <w:r>
+              <w:rPr>
+                <w:sz w:val="17"/>
+                <w:szCs w:val="17"/>
+              </w:rPr>
+              <w:t>σφάλματος, και η επιλογή «Επιλογή Αρχείου» είναι άμεσα ορατή για να ξεκινήσει τη μεταφόρτωση.</w:t>
             </w:r>
           </w:p>
         </w:tc>
@@ -2718,7 +2722,6 @@
   <w:style w:type="character" w:default="1" w:styleId="a0">
     <w:name w:val="Default Paragraph Font"/>
     <w:uiPriority w:val="1"/>
-    <w:semiHidden/>
     <w:unhideWhenUsed/>
   </w:style>
   <w:style w:type="table" w:default="1" w:styleId="a1">
